--- a/output/site_survey/ALP-EPC-00000-CV-RPT-0003.docx
+++ b/output/site_survey/ALP-EPC-00000-CV-RPT-0003.docx
@@ -1870,7 +1870,7 @@
     </w:p>
     <w:p>
       <w:r>
-        <w:t>Plot (208 spot heights on a 25 m grid, stream channel strip excluded): levels 14.70 to 15.17 m, mean deviation from the platform level +15.00 m -66 mm, standard deviation 76 mm; 157 of 208 points (75%) within +-0.10 m. Trimming to +15.00 m: cut 747 m3, fill 9,324 m3 (grid cell method, 25 x 25 m cells).</w:t>
+        <w:t>Plot (208 spot heights on a 25 m grid, stream channel strip excluded): levels 14.70 to 15.17 m, mean deviation from the platform level +15.00 m -66 mm, standard deviation 76 mm; 186 of 208 points (89%) within +-0.15 m (acceptance tolerance). Trimming to +15.00 m: cut 747 m3, fill 9,324 m3 (grid cell method, 25 x 25 m cells).</w:t>
       </w:r>
     </w:p>
     <w:tbl>
@@ -2106,7 +2106,7 @@
               <w:rPr>
                 <w:sz w:val="14"/>
               </w:rPr>
-              <w:t>SP-0002</w:t>
+              <w:t>SP-0003</w:t>
             </w:r>
           </w:p>
         </w:tc>
@@ -2138,7 +2138,7 @@
               <w:rPr>
                 <w:sz w:val="14"/>
               </w:rPr>
-              <w:t>25</w:t>
+              <w:t>50</w:t>
             </w:r>
           </w:p>
         </w:tc>
@@ -2154,7 +2154,7 @@
               <w:rPr>
                 <w:sz w:val="14"/>
               </w:rPr>
-              <w:t>14.858</w:t>
+              <w:t>14.848</w:t>
             </w:r>
           </w:p>
         </w:tc>
@@ -2170,7 +2170,7 @@
               <w:rPr>
                 <w:sz w:val="14"/>
               </w:rPr>
-              <w:t>-142</w:t>
+              <w:t>-152</w:t>
             </w:r>
           </w:p>
         </w:tc>
@@ -2207,7 +2207,7 @@
               <w:rPr>
                 <w:sz w:val="14"/>
               </w:rPr>
-              <w:t>SP-0003</w:t>
+              <w:t>SP-0007</w:t>
             </w:r>
           </w:p>
         </w:tc>
@@ -2239,7 +2239,7 @@
               <w:rPr>
                 <w:sz w:val="14"/>
               </w:rPr>
-              <w:t>50</w:t>
+              <w:t>150</w:t>
             </w:r>
           </w:p>
         </w:tc>
@@ -2255,7 +2255,7 @@
               <w:rPr>
                 <w:sz w:val="14"/>
               </w:rPr>
-              <w:t>14.848</w:t>
+              <w:t>14.826</w:t>
             </w:r>
           </w:p>
         </w:tc>
@@ -2271,7 +2271,7 @@
               <w:rPr>
                 <w:sz w:val="14"/>
               </w:rPr>
-              <w:t>-152</w:t>
+              <w:t>-174</w:t>
             </w:r>
           </w:p>
         </w:tc>
@@ -2308,7 +2308,7 @@
               <w:rPr>
                 <w:sz w:val="14"/>
               </w:rPr>
-              <w:t>SP-0005</w:t>
+              <w:t>SP-0014</w:t>
             </w:r>
           </w:p>
         </w:tc>
@@ -2324,7 +2324,7 @@
               <w:rPr>
                 <w:sz w:val="14"/>
               </w:rPr>
-              <w:t>25</w:t>
+              <w:t>50</w:t>
             </w:r>
           </w:p>
         </w:tc>
@@ -2340,7 +2340,7 @@
               <w:rPr>
                 <w:sz w:val="14"/>
               </w:rPr>
-              <w:t>100</w:t>
+              <w:t>0</w:t>
             </w:r>
           </w:p>
         </w:tc>
@@ -2356,7 +2356,7 @@
               <w:rPr>
                 <w:sz w:val="14"/>
               </w:rPr>
-              <w:t>14.867</w:t>
+              <w:t>14.717</w:t>
             </w:r>
           </w:p>
         </w:tc>
@@ -2372,7 +2372,7 @@
               <w:rPr>
                 <w:sz w:val="14"/>
               </w:rPr>
-              <w:t>-133</w:t>
+              <w:t>-283</w:t>
             </w:r>
           </w:p>
         </w:tc>
@@ -2388,7 +2388,7 @@
               <w:rPr>
                 <w:sz w:val="14"/>
               </w:rPr>
-              <w:t>platform</w:t>
+              <w:t>south edge (setback fence)</w:t>
             </w:r>
           </w:p>
         </w:tc>
@@ -2409,7 +2409,7 @@
               <w:rPr>
                 <w:sz w:val="14"/>
               </w:rPr>
-              <w:t>SP-0006</w:t>
+              <w:t>SP-0027</w:t>
             </w:r>
           </w:p>
         </w:tc>
@@ -2425,7 +2425,7 @@
               <w:rPr>
                 <w:sz w:val="14"/>
               </w:rPr>
-              <w:t>25</w:t>
+              <w:t>75</w:t>
             </w:r>
           </w:p>
         </w:tc>
@@ -2441,7 +2441,7 @@
               <w:rPr>
                 <w:sz w:val="14"/>
               </w:rPr>
-              <w:t>125</w:t>
+              <w:t>0</w:t>
             </w:r>
           </w:p>
         </w:tc>
@@ -2457,7 +2457,7 @@
               <w:rPr>
                 <w:sz w:val="14"/>
               </w:rPr>
-              <w:t>14.895</w:t>
+              <w:t>14.819</w:t>
             </w:r>
           </w:p>
         </w:tc>
@@ -2473,7 +2473,7 @@
               <w:rPr>
                 <w:sz w:val="14"/>
               </w:rPr>
-              <w:t>-105</w:t>
+              <w:t>-181</w:t>
             </w:r>
           </w:p>
         </w:tc>
@@ -2489,7 +2489,7 @@
               <w:rPr>
                 <w:sz w:val="14"/>
               </w:rPr>
-              <w:t>platform</w:t>
+              <w:t>south edge (setback fence)</w:t>
             </w:r>
           </w:p>
         </w:tc>
@@ -2510,7 +2510,7 @@
               <w:rPr>
                 <w:sz w:val="14"/>
               </w:rPr>
-              <w:t>SP-0007</w:t>
+              <w:t>SP-0040</w:t>
             </w:r>
           </w:p>
         </w:tc>
@@ -2526,7 +2526,7 @@
               <w:rPr>
                 <w:sz w:val="14"/>
               </w:rPr>
-              <w:t>25</w:t>
+              <w:t>100</w:t>
             </w:r>
           </w:p>
         </w:tc>
@@ -2542,7 +2542,7 @@
               <w:rPr>
                 <w:sz w:val="14"/>
               </w:rPr>
-              <w:t>150</w:t>
+              <w:t>0</w:t>
             </w:r>
           </w:p>
         </w:tc>
@@ -2558,7 +2558,7 @@
               <w:rPr>
                 <w:sz w:val="14"/>
               </w:rPr>
-              <w:t>14.826</w:t>
+              <w:t>14.766</w:t>
             </w:r>
           </w:p>
         </w:tc>
@@ -2574,7 +2574,7 @@
               <w:rPr>
                 <w:sz w:val="14"/>
               </w:rPr>
-              <w:t>-174</w:t>
+              <w:t>-234</w:t>
             </w:r>
           </w:p>
         </w:tc>
@@ -2590,7 +2590,7 @@
               <w:rPr>
                 <w:sz w:val="14"/>
               </w:rPr>
-              <w:t>platform</w:t>
+              <w:t>south edge (setback fence)</w:t>
             </w:r>
           </w:p>
         </w:tc>
@@ -2611,7 +2611,7 @@
               <w:rPr>
                 <w:sz w:val="14"/>
               </w:rPr>
-              <w:t>SP-0014</w:t>
+              <w:t>SP-0053</w:t>
             </w:r>
           </w:p>
         </w:tc>
@@ -2627,7 +2627,7 @@
               <w:rPr>
                 <w:sz w:val="14"/>
               </w:rPr>
-              <w:t>50</w:t>
+              <w:t>125</w:t>
             </w:r>
           </w:p>
         </w:tc>
@@ -2659,7 +2659,7 @@
               <w:rPr>
                 <w:sz w:val="14"/>
               </w:rPr>
-              <w:t>14.717</w:t>
+              <w:t>14.756</w:t>
             </w:r>
           </w:p>
         </w:tc>
@@ -2675,7 +2675,7 @@
               <w:rPr>
                 <w:sz w:val="14"/>
               </w:rPr>
-              <w:t>-283</w:t>
+              <w:t>-244</w:t>
             </w:r>
           </w:p>
         </w:tc>
@@ -2712,7 +2712,7 @@
               <w:rPr>
                 <w:sz w:val="14"/>
               </w:rPr>
-              <w:t>SP-0015</w:t>
+              <w:t>SP-0066</w:t>
             </w:r>
           </w:p>
         </w:tc>
@@ -2728,7 +2728,7 @@
               <w:rPr>
                 <w:sz w:val="14"/>
               </w:rPr>
-              <w:t>50</w:t>
+              <w:t>150</w:t>
             </w:r>
           </w:p>
         </w:tc>
@@ -2744,7 +2744,7 @@
               <w:rPr>
                 <w:sz w:val="14"/>
               </w:rPr>
-              <w:t>25</w:t>
+              <w:t>0</w:t>
             </w:r>
           </w:p>
         </w:tc>
@@ -2760,7 +2760,7 @@
               <w:rPr>
                 <w:sz w:val="14"/>
               </w:rPr>
-              <w:t>14.897</w:t>
+              <w:t>14.738</w:t>
             </w:r>
           </w:p>
         </w:tc>
@@ -2776,7 +2776,7 @@
               <w:rPr>
                 <w:sz w:val="14"/>
               </w:rPr>
-              <w:t>-103</w:t>
+              <w:t>-262</w:t>
             </w:r>
           </w:p>
         </w:tc>
@@ -2792,7 +2792,7 @@
               <w:rPr>
                 <w:sz w:val="14"/>
               </w:rPr>
-              <w:t>platform</w:t>
+              <w:t>south edge (setback fence)</w:t>
             </w:r>
           </w:p>
         </w:tc>
@@ -2813,7 +2813,7 @@
               <w:rPr>
                 <w:sz w:val="14"/>
               </w:rPr>
-              <w:t>SP-0017</w:t>
+              <w:t>SP-0079</w:t>
             </w:r>
           </w:p>
         </w:tc>
@@ -2829,7 +2829,7 @@
               <w:rPr>
                 <w:sz w:val="14"/>
               </w:rPr>
-              <w:t>50</w:t>
+              <w:t>175</w:t>
             </w:r>
           </w:p>
         </w:tc>
@@ -2845,7 +2845,7 @@
               <w:rPr>
                 <w:sz w:val="14"/>
               </w:rPr>
-              <w:t>75</w:t>
+              <w:t>0</w:t>
             </w:r>
           </w:p>
         </w:tc>
@@ -2861,7 +2861,7 @@
               <w:rPr>
                 <w:sz w:val="14"/>
               </w:rPr>
-              <w:t>14.881</w:t>
+              <w:t>14.721</w:t>
             </w:r>
           </w:p>
         </w:tc>
@@ -2877,7 +2877,7 @@
               <w:rPr>
                 <w:sz w:val="14"/>
               </w:rPr>
-              <w:t>-119</w:t>
+              <w:t>-279</w:t>
             </w:r>
           </w:p>
         </w:tc>
@@ -2893,7 +2893,7 @@
               <w:rPr>
                 <w:sz w:val="14"/>
               </w:rPr>
-              <w:t>platform</w:t>
+              <w:t>south edge (setback fence)</w:t>
             </w:r>
           </w:p>
         </w:tc>
@@ -2914,7 +2914,7 @@
               <w:rPr>
                 <w:sz w:val="14"/>
               </w:rPr>
-              <w:t>SP-0027</w:t>
+              <w:t>SP-0092</w:t>
             </w:r>
           </w:p>
         </w:tc>
@@ -2930,7 +2930,7 @@
               <w:rPr>
                 <w:sz w:val="14"/>
               </w:rPr>
-              <w:t>75</w:t>
+              <w:t>200</w:t>
             </w:r>
           </w:p>
         </w:tc>
@@ -2962,7 +2962,7 @@
               <w:rPr>
                 <w:sz w:val="14"/>
               </w:rPr>
-              <w:t>14.819</w:t>
+              <w:t>14.790</w:t>
             </w:r>
           </w:p>
         </w:tc>
@@ -2978,7 +2978,7 @@
               <w:rPr>
                 <w:sz w:val="14"/>
               </w:rPr>
-              <w:t>-181</w:t>
+              <w:t>-210</w:t>
             </w:r>
           </w:p>
         </w:tc>
@@ -3015,7 +3015,7 @@
               <w:rPr>
                 <w:sz w:val="14"/>
               </w:rPr>
-              <w:t>SP-0029</w:t>
+              <w:t>SP-0105</w:t>
             </w:r>
           </w:p>
         </w:tc>
@@ -3031,7 +3031,7 @@
               <w:rPr>
                 <w:sz w:val="14"/>
               </w:rPr>
-              <w:t>75</w:t>
+              <w:t>225</w:t>
             </w:r>
           </w:p>
         </w:tc>
@@ -3047,7 +3047,7 @@
               <w:rPr>
                 <w:sz w:val="14"/>
               </w:rPr>
-              <w:t>50</w:t>
+              <w:t>0</w:t>
             </w:r>
           </w:p>
         </w:tc>
@@ -3063,7 +3063,7 @@
               <w:rPr>
                 <w:sz w:val="14"/>
               </w:rPr>
-              <w:t>14.863</w:t>
+              <w:t>14.715</w:t>
             </w:r>
           </w:p>
         </w:tc>
@@ -3079,7 +3079,7 @@
               <w:rPr>
                 <w:sz w:val="14"/>
               </w:rPr>
-              <w:t>-137</w:t>
+              <w:t>-285</w:t>
             </w:r>
           </w:p>
         </w:tc>
@@ -3095,7 +3095,7 @@
               <w:rPr>
                 <w:sz w:val="14"/>
               </w:rPr>
-              <w:t>platform</w:t>
+              <w:t>south edge (setback fence)</w:t>
             </w:r>
           </w:p>
         </w:tc>
@@ -3116,7 +3116,7 @@
               <w:rPr>
                 <w:sz w:val="14"/>
               </w:rPr>
-              <w:t>SP-0040</w:t>
+              <w:t>SP-0118</w:t>
             </w:r>
           </w:p>
         </w:tc>
@@ -3132,7 +3132,7 @@
               <w:rPr>
                 <w:sz w:val="14"/>
               </w:rPr>
-              <w:t>100</w:t>
+              <w:t>250</w:t>
             </w:r>
           </w:p>
         </w:tc>
@@ -3164,7 +3164,7 @@
               <w:rPr>
                 <w:sz w:val="14"/>
               </w:rPr>
-              <w:t>14.766</w:t>
+              <w:t>14.782</w:t>
             </w:r>
           </w:p>
         </w:tc>
@@ -3180,7 +3180,7 @@
               <w:rPr>
                 <w:sz w:val="14"/>
               </w:rPr>
-              <w:t>-234</w:t>
+              <w:t>-218</w:t>
             </w:r>
           </w:p>
         </w:tc>
@@ -3217,7 +3217,7 @@
               <w:rPr>
                 <w:sz w:val="14"/>
               </w:rPr>
-              <w:t>SP-0042</w:t>
+              <w:t>SP-0131</w:t>
             </w:r>
           </w:p>
         </w:tc>
@@ -3233,7 +3233,7 @@
               <w:rPr>
                 <w:sz w:val="14"/>
               </w:rPr>
-              <w:t>100</w:t>
+              <w:t>275</w:t>
             </w:r>
           </w:p>
         </w:tc>
@@ -3249,7 +3249,7 @@
               <w:rPr>
                 <w:sz w:val="14"/>
               </w:rPr>
-              <w:t>50</w:t>
+              <w:t>0</w:t>
             </w:r>
           </w:p>
         </w:tc>
@@ -3265,7 +3265,7 @@
               <w:rPr>
                 <w:sz w:val="14"/>
               </w:rPr>
-              <w:t>14.889</w:t>
+              <w:t>14.750</w:t>
             </w:r>
           </w:p>
         </w:tc>
@@ -3281,7 +3281,7 @@
               <w:rPr>
                 <w:sz w:val="14"/>
               </w:rPr>
-              <w:t>-111</w:t>
+              <w:t>-250</w:t>
             </w:r>
           </w:p>
         </w:tc>
@@ -3297,7 +3297,7 @@
               <w:rPr>
                 <w:sz w:val="14"/>
               </w:rPr>
-              <w:t>platform</w:t>
+              <w:t>south edge (setback fence)</w:t>
             </w:r>
           </w:p>
         </w:tc>
@@ -3318,7 +3318,7 @@
               <w:rPr>
                 <w:sz w:val="14"/>
               </w:rPr>
-              <w:t>SP-0043</w:t>
+              <w:t>SP-0132</w:t>
             </w:r>
           </w:p>
         </w:tc>
@@ -3334,7 +3334,7 @@
               <w:rPr>
                 <w:sz w:val="14"/>
               </w:rPr>
-              <w:t>100</w:t>
+              <w:t>275</w:t>
             </w:r>
           </w:p>
         </w:tc>
@@ -3350,7 +3350,7 @@
               <w:rPr>
                 <w:sz w:val="14"/>
               </w:rPr>
-              <w:t>75</w:t>
+              <w:t>25</w:t>
             </w:r>
           </w:p>
         </w:tc>
@@ -3366,7 +3366,7 @@
               <w:rPr>
                 <w:sz w:val="14"/>
               </w:rPr>
-              <w:t>14.874</w:t>
+              <w:t>14.840</w:t>
             </w:r>
           </w:p>
         </w:tc>
@@ -3382,7 +3382,7 @@
               <w:rPr>
                 <w:sz w:val="14"/>
               </w:rPr>
-              <w:t>-126</w:t>
+              <w:t>-160</w:t>
             </w:r>
           </w:p>
         </w:tc>
@@ -3419,7 +3419,7 @@
               <w:rPr>
                 <w:sz w:val="14"/>
               </w:rPr>
-              <w:t>SP-0045</w:t>
+              <w:t>SP-0144</w:t>
             </w:r>
           </w:p>
         </w:tc>
@@ -3435,7 +3435,7 @@
               <w:rPr>
                 <w:sz w:val="14"/>
               </w:rPr>
-              <w:t>100</w:t>
+              <w:t>300</w:t>
             </w:r>
           </w:p>
         </w:tc>
@@ -3451,7 +3451,7 @@
               <w:rPr>
                 <w:sz w:val="14"/>
               </w:rPr>
-              <w:t>125</w:t>
+              <w:t>0</w:t>
             </w:r>
           </w:p>
         </w:tc>
@@ -3467,7 +3467,7 @@
               <w:rPr>
                 <w:sz w:val="14"/>
               </w:rPr>
-              <w:t>14.897</w:t>
+              <w:t>14.753</w:t>
             </w:r>
           </w:p>
         </w:tc>
@@ -3483,7 +3483,7 @@
               <w:rPr>
                 <w:sz w:val="14"/>
               </w:rPr>
-              <w:t>-103</w:t>
+              <w:t>-247</w:t>
             </w:r>
           </w:p>
         </w:tc>
@@ -3499,7 +3499,7 @@
               <w:rPr>
                 <w:sz w:val="14"/>
               </w:rPr>
-              <w:t>platform</w:t>
+              <w:t>south edge (setback fence)</w:t>
             </w:r>
           </w:p>
         </w:tc>
@@ -3520,7 +3520,7 @@
               <w:rPr>
                 <w:sz w:val="14"/>
               </w:rPr>
-              <w:t>SP-0053</w:t>
+              <w:t>SP-0146</w:t>
             </w:r>
           </w:p>
         </w:tc>
@@ -3536,7 +3536,7 @@
               <w:rPr>
                 <w:sz w:val="14"/>
               </w:rPr>
-              <w:t>125</w:t>
+              <w:t>300</w:t>
             </w:r>
           </w:p>
         </w:tc>
@@ -3552,7 +3552,7 @@
               <w:rPr>
                 <w:sz w:val="14"/>
               </w:rPr>
-              <w:t>0</w:t>
+              <w:t>50</w:t>
             </w:r>
           </w:p>
         </w:tc>
@@ -3568,7 +3568,7 @@
               <w:rPr>
                 <w:sz w:val="14"/>
               </w:rPr>
-              <w:t>14.756</w:t>
+              <w:t>15.168</w:t>
             </w:r>
           </w:p>
         </w:tc>
@@ -3584,7 +3584,7 @@
               <w:rPr>
                 <w:sz w:val="14"/>
               </w:rPr>
-              <w:t>-244</w:t>
+              <w:t>+168</w:t>
             </w:r>
           </w:p>
         </w:tc>
@@ -3600,7 +3600,7 @@
               <w:rPr>
                 <w:sz w:val="14"/>
               </w:rPr>
-              <w:t>south edge (setback fence)</w:t>
+              <w:t>old warehouse foundations</w:t>
             </w:r>
           </w:p>
         </w:tc>
@@ -3621,7 +3621,7 @@
               <w:rPr>
                 <w:sz w:val="14"/>
               </w:rPr>
-              <w:t>SP-0054</w:t>
+              <w:t>SP-0157</w:t>
             </w:r>
           </w:p>
         </w:tc>
@@ -3637,7 +3637,7 @@
               <w:rPr>
                 <w:sz w:val="14"/>
               </w:rPr>
-              <w:t>125</w:t>
+              <w:t>325</w:t>
             </w:r>
           </w:p>
         </w:tc>
@@ -3653,7 +3653,7 @@
               <w:rPr>
                 <w:sz w:val="14"/>
               </w:rPr>
-              <w:t>25</w:t>
+              <w:t>0</w:t>
             </w:r>
           </w:p>
         </w:tc>
@@ -3669,7 +3669,7 @@
               <w:rPr>
                 <w:sz w:val="14"/>
               </w:rPr>
-              <w:t>14.871</w:t>
+              <w:t>14.748</w:t>
             </w:r>
           </w:p>
         </w:tc>
@@ -3685,7 +3685,7 @@
               <w:rPr>
                 <w:sz w:val="14"/>
               </w:rPr>
-              <w:t>-129</w:t>
+              <w:t>-252</w:t>
             </w:r>
           </w:p>
         </w:tc>
@@ -3701,7 +3701,7 @@
               <w:rPr>
                 <w:sz w:val="14"/>
               </w:rPr>
-              <w:t>platform</w:t>
+              <w:t>south edge (setback fence)</w:t>
             </w:r>
           </w:p>
         </w:tc>
@@ -3722,7 +3722,7 @@
               <w:rPr>
                 <w:sz w:val="14"/>
               </w:rPr>
-              <w:t>SP-0056</w:t>
+              <w:t>SP-0170</w:t>
             </w:r>
           </w:p>
         </w:tc>
@@ -3738,7 +3738,7 @@
               <w:rPr>
                 <w:sz w:val="14"/>
               </w:rPr>
-              <w:t>125</w:t>
+              <w:t>350</w:t>
             </w:r>
           </w:p>
         </w:tc>
@@ -3754,7 +3754,7 @@
               <w:rPr>
                 <w:sz w:val="14"/>
               </w:rPr>
-              <w:t>75</w:t>
+              <w:t>0</w:t>
             </w:r>
           </w:p>
         </w:tc>
@@ -3770,7 +3770,7 @@
               <w:rPr>
                 <w:sz w:val="14"/>
               </w:rPr>
-              <w:t>14.895</w:t>
+              <w:t>14.703</w:t>
             </w:r>
           </w:p>
         </w:tc>
@@ -3786,7 +3786,7 @@
               <w:rPr>
                 <w:sz w:val="14"/>
               </w:rPr>
-              <w:t>-105</w:t>
+              <w:t>-297</w:t>
             </w:r>
           </w:p>
         </w:tc>
@@ -3802,7 +3802,7 @@
               <w:rPr>
                 <w:sz w:val="14"/>
               </w:rPr>
-              <w:t>platform</w:t>
+              <w:t>south edge (setback fence)</w:t>
             </w:r>
           </w:p>
         </w:tc>
@@ -3823,7 +3823,7 @@
               <w:rPr>
                 <w:sz w:val="14"/>
               </w:rPr>
-              <w:t>SP-0057</w:t>
+              <w:t>SP-0172</w:t>
             </w:r>
           </w:p>
         </w:tc>
@@ -3839,7 +3839,7 @@
               <w:rPr>
                 <w:sz w:val="14"/>
               </w:rPr>
-              <w:t>125</w:t>
+              <w:t>350</w:t>
             </w:r>
           </w:p>
         </w:tc>
@@ -3855,7 +3855,7 @@
               <w:rPr>
                 <w:sz w:val="14"/>
               </w:rPr>
-              <w:t>100</w:t>
+              <w:t>50</w:t>
             </w:r>
           </w:p>
         </w:tc>
@@ -3871,7 +3871,7 @@
               <w:rPr>
                 <w:sz w:val="14"/>
               </w:rPr>
-              <w:t>14.879</w:t>
+              <w:t>15.163</w:t>
             </w:r>
           </w:p>
         </w:tc>
@@ -3887,7 +3887,7 @@
               <w:rPr>
                 <w:sz w:val="14"/>
               </w:rPr>
-              <w:t>-121</w:t>
+              <w:t>+163</w:t>
             </w:r>
           </w:p>
         </w:tc>
@@ -3903,7 +3903,7 @@
               <w:rPr>
                 <w:sz w:val="14"/>
               </w:rPr>
-              <w:t>platform</w:t>
+              <w:t>old warehouse foundations</w:t>
             </w:r>
           </w:p>
         </w:tc>
@@ -3924,7 +3924,7 @@
               <w:rPr>
                 <w:sz w:val="14"/>
               </w:rPr>
-              <w:t>SP-0066</w:t>
+              <w:t>SP-0183</w:t>
             </w:r>
           </w:p>
         </w:tc>
@@ -3940,7 +3940,7 @@
               <w:rPr>
                 <w:sz w:val="14"/>
               </w:rPr>
-              <w:t>150</w:t>
+              <w:t>375</w:t>
             </w:r>
           </w:p>
         </w:tc>
@@ -3972,7 +3972,7 @@
               <w:rPr>
                 <w:sz w:val="14"/>
               </w:rPr>
-              <w:t>14.738</w:t>
+              <w:t>14.732</w:t>
             </w:r>
           </w:p>
         </w:tc>
@@ -3988,7 +3988,7 @@
               <w:rPr>
                 <w:sz w:val="14"/>
               </w:rPr>
-              <w:t>-262</w:t>
+              <w:t>-268</w:t>
             </w:r>
           </w:p>
         </w:tc>
@@ -4025,7 +4025,7 @@
               <w:rPr>
                 <w:sz w:val="14"/>
               </w:rPr>
-              <w:t>SP-0067</w:t>
+              <w:t>SP-0185</w:t>
             </w:r>
           </w:p>
         </w:tc>
@@ -4041,7 +4041,7 @@
               <w:rPr>
                 <w:sz w:val="14"/>
               </w:rPr>
-              <w:t>150</w:t>
+              <w:t>375</w:t>
             </w:r>
           </w:p>
         </w:tc>
@@ -4057,7 +4057,7 @@
               <w:rPr>
                 <w:sz w:val="14"/>
               </w:rPr>
-              <w:t>25</w:t>
+              <w:t>50</w:t>
             </w:r>
           </w:p>
         </w:tc>
@@ -4073,7 +4073,7 @@
               <w:rPr>
                 <w:sz w:val="14"/>
               </w:rPr>
-              <w:t>14.884</w:t>
+              <w:t>14.849</w:t>
             </w:r>
           </w:p>
         </w:tc>
@@ -4089,7 +4089,7 @@
               <w:rPr>
                 <w:sz w:val="14"/>
               </w:rPr>
-              <w:t>-116</w:t>
+              <w:t>-151</w:t>
             </w:r>
           </w:p>
         </w:tc>
@@ -4126,7 +4126,7 @@
               <w:rPr>
                 <w:sz w:val="14"/>
               </w:rPr>
-              <w:t>SP-0068</w:t>
+              <w:t>SP-0196</w:t>
             </w:r>
           </w:p>
         </w:tc>
@@ -4142,7 +4142,7 @@
               <w:rPr>
                 <w:sz w:val="14"/>
               </w:rPr>
-              <w:t>150</w:t>
+              <w:t>400</w:t>
             </w:r>
           </w:p>
         </w:tc>
@@ -4158,7 +4158,7 @@
               <w:rPr>
                 <w:sz w:val="14"/>
               </w:rPr>
-              <w:t>50</w:t>
+              <w:t>0</w:t>
             </w:r>
           </w:p>
         </w:tc>
@@ -4174,7 +4174,7 @@
               <w:rPr>
                 <w:sz w:val="14"/>
               </w:rPr>
-              <w:t>14.866</w:t>
+              <w:t>14.775</w:t>
             </w:r>
           </w:p>
         </w:tc>
@@ -4190,7 +4190,7 @@
               <w:rPr>
                 <w:sz w:val="14"/>
               </w:rPr>
-              <w:t>-134</w:t>
+              <w:t>-225</w:t>
             </w:r>
           </w:p>
         </w:tc>
@@ -4206,2936 +4206,7 @@
               <w:rPr>
                 <w:sz w:val="14"/>
               </w:rPr>
-              <w:t>platform</w:t>
-            </w:r>
-          </w:p>
-        </w:tc>
-      </w:tr>
-      <w:tr>
-        <w:trPr>
-          <w:cantSplit w:val="true"/>
-        </w:trPr>
-        <w:tc>
-          <w:tcPr>
-            <w:tcW w:type="dxa" w:w="1020"/>
-          </w:tcPr>
-          <w:p>
-            <w:pPr>
-              <w:spacing w:after="0"/>
-            </w:pPr>
-            <w:r>
-              <w:rPr>
-                <w:sz w:val="14"/>
-              </w:rPr>
-              <w:t>SP-0069</w:t>
-            </w:r>
-          </w:p>
-        </w:tc>
-        <w:tc>
-          <w:tcPr>
-            <w:tcW w:type="dxa" w:w="850"/>
-          </w:tcPr>
-          <w:p>
-            <w:pPr>
-              <w:spacing w:after="0"/>
-            </w:pPr>
-            <w:r>
-              <w:rPr>
-                <w:sz w:val="14"/>
-              </w:rPr>
-              <w:t>150</w:t>
-            </w:r>
-          </w:p>
-        </w:tc>
-        <w:tc>
-          <w:tcPr>
-            <w:tcW w:type="dxa" w:w="850"/>
-          </w:tcPr>
-          <w:p>
-            <w:pPr>
-              <w:spacing w:after="0"/>
-            </w:pPr>
-            <w:r>
-              <w:rPr>
-                <w:sz w:val="14"/>
-              </w:rPr>
-              <w:t>75</w:t>
-            </w:r>
-          </w:p>
-        </w:tc>
-        <w:tc>
-          <w:tcPr>
-            <w:tcW w:type="dxa" w:w="1134"/>
-          </w:tcPr>
-          <w:p>
-            <w:pPr>
-              <w:spacing w:after="0"/>
-            </w:pPr>
-            <w:r>
-              <w:rPr>
-                <w:sz w:val="14"/>
-              </w:rPr>
-              <w:t>14.873</w:t>
-            </w:r>
-          </w:p>
-        </w:tc>
-        <w:tc>
-          <w:tcPr>
-            <w:tcW w:type="dxa" w:w="1247"/>
-          </w:tcPr>
-          <w:p>
-            <w:pPr>
-              <w:spacing w:after="0"/>
-            </w:pPr>
-            <w:r>
-              <w:rPr>
-                <w:sz w:val="14"/>
-              </w:rPr>
-              <w:t>-127</w:t>
-            </w:r>
-          </w:p>
-        </w:tc>
-        <w:tc>
-          <w:tcPr>
-            <w:tcW w:type="dxa" w:w="4309"/>
-          </w:tcPr>
-          <w:p>
-            <w:pPr>
-              <w:spacing w:after="0"/>
-            </w:pPr>
-            <w:r>
-              <w:rPr>
-                <w:sz w:val="14"/>
-              </w:rPr>
-              <w:t>platform</w:t>
-            </w:r>
-          </w:p>
-        </w:tc>
-      </w:tr>
-      <w:tr>
-        <w:trPr>
-          <w:cantSplit w:val="true"/>
-        </w:trPr>
-        <w:tc>
-          <w:tcPr>
-            <w:tcW w:type="dxa" w:w="1020"/>
-          </w:tcPr>
-          <w:p>
-            <w:pPr>
-              <w:spacing w:after="0"/>
-            </w:pPr>
-            <w:r>
-              <w:rPr>
-                <w:sz w:val="14"/>
-              </w:rPr>
-              <w:t>SP-0079</w:t>
-            </w:r>
-          </w:p>
-        </w:tc>
-        <w:tc>
-          <w:tcPr>
-            <w:tcW w:type="dxa" w:w="850"/>
-          </w:tcPr>
-          <w:p>
-            <w:pPr>
-              <w:spacing w:after="0"/>
-            </w:pPr>
-            <w:r>
-              <w:rPr>
-                <w:sz w:val="14"/>
-              </w:rPr>
-              <w:t>175</w:t>
-            </w:r>
-          </w:p>
-        </w:tc>
-        <w:tc>
-          <w:tcPr>
-            <w:tcW w:type="dxa" w:w="850"/>
-          </w:tcPr>
-          <w:p>
-            <w:pPr>
-              <w:spacing w:after="0"/>
-            </w:pPr>
-            <w:r>
-              <w:rPr>
-                <w:sz w:val="14"/>
-              </w:rPr>
-              <w:t>0</w:t>
-            </w:r>
-          </w:p>
-        </w:tc>
-        <w:tc>
-          <w:tcPr>
-            <w:tcW w:type="dxa" w:w="1134"/>
-          </w:tcPr>
-          <w:p>
-            <w:pPr>
-              <w:spacing w:after="0"/>
-            </w:pPr>
-            <w:r>
-              <w:rPr>
-                <w:sz w:val="14"/>
-              </w:rPr>
-              <w:t>14.721</w:t>
-            </w:r>
-          </w:p>
-        </w:tc>
-        <w:tc>
-          <w:tcPr>
-            <w:tcW w:type="dxa" w:w="1247"/>
-          </w:tcPr>
-          <w:p>
-            <w:pPr>
-              <w:spacing w:after="0"/>
-            </w:pPr>
-            <w:r>
-              <w:rPr>
-                <w:sz w:val="14"/>
-              </w:rPr>
-              <w:t>-279</w:t>
-            </w:r>
-          </w:p>
-        </w:tc>
-        <w:tc>
-          <w:tcPr>
-            <w:tcW w:type="dxa" w:w="4309"/>
-          </w:tcPr>
-          <w:p>
-            <w:pPr>
-              <w:spacing w:after="0"/>
-            </w:pPr>
-            <w:r>
-              <w:rPr>
-                <w:sz w:val="14"/>
-              </w:rPr>
               <w:t>south edge (setback fence)</w:t>
-            </w:r>
-          </w:p>
-        </w:tc>
-      </w:tr>
-      <w:tr>
-        <w:trPr>
-          <w:cantSplit w:val="true"/>
-        </w:trPr>
-        <w:tc>
-          <w:tcPr>
-            <w:tcW w:type="dxa" w:w="1020"/>
-          </w:tcPr>
-          <w:p>
-            <w:pPr>
-              <w:spacing w:after="0"/>
-            </w:pPr>
-            <w:r>
-              <w:rPr>
-                <w:sz w:val="14"/>
-              </w:rPr>
-              <w:t>SP-0080</w:t>
-            </w:r>
-          </w:p>
-        </w:tc>
-        <w:tc>
-          <w:tcPr>
-            <w:tcW w:type="dxa" w:w="850"/>
-          </w:tcPr>
-          <w:p>
-            <w:pPr>
-              <w:spacing w:after="0"/>
-            </w:pPr>
-            <w:r>
-              <w:rPr>
-                <w:sz w:val="14"/>
-              </w:rPr>
-              <w:t>175</w:t>
-            </w:r>
-          </w:p>
-        </w:tc>
-        <w:tc>
-          <w:tcPr>
-            <w:tcW w:type="dxa" w:w="850"/>
-          </w:tcPr>
-          <w:p>
-            <w:pPr>
-              <w:spacing w:after="0"/>
-            </w:pPr>
-            <w:r>
-              <w:rPr>
-                <w:sz w:val="14"/>
-              </w:rPr>
-              <w:t>25</w:t>
-            </w:r>
-          </w:p>
-        </w:tc>
-        <w:tc>
-          <w:tcPr>
-            <w:tcW w:type="dxa" w:w="1134"/>
-          </w:tcPr>
-          <w:p>
-            <w:pPr>
-              <w:spacing w:after="0"/>
-            </w:pPr>
-            <w:r>
-              <w:rPr>
-                <w:sz w:val="14"/>
-              </w:rPr>
-              <w:t>14.894</w:t>
-            </w:r>
-          </w:p>
-        </w:tc>
-        <w:tc>
-          <w:tcPr>
-            <w:tcW w:type="dxa" w:w="1247"/>
-          </w:tcPr>
-          <w:p>
-            <w:pPr>
-              <w:spacing w:after="0"/>
-            </w:pPr>
-            <w:r>
-              <w:rPr>
-                <w:sz w:val="14"/>
-              </w:rPr>
-              <w:t>-106</w:t>
-            </w:r>
-          </w:p>
-        </w:tc>
-        <w:tc>
-          <w:tcPr>
-            <w:tcW w:type="dxa" w:w="4309"/>
-          </w:tcPr>
-          <w:p>
-            <w:pPr>
-              <w:spacing w:after="0"/>
-            </w:pPr>
-            <w:r>
-              <w:rPr>
-                <w:sz w:val="14"/>
-              </w:rPr>
-              <w:t>platform</w:t>
-            </w:r>
-          </w:p>
-        </w:tc>
-      </w:tr>
-      <w:tr>
-        <w:trPr>
-          <w:cantSplit w:val="true"/>
-        </w:trPr>
-        <w:tc>
-          <w:tcPr>
-            <w:tcW w:type="dxa" w:w="1020"/>
-          </w:tcPr>
-          <w:p>
-            <w:pPr>
-              <w:spacing w:after="0"/>
-            </w:pPr>
-            <w:r>
-              <w:rPr>
-                <w:sz w:val="14"/>
-              </w:rPr>
-              <w:t>SP-0083</w:t>
-            </w:r>
-          </w:p>
-        </w:tc>
-        <w:tc>
-          <w:tcPr>
-            <w:tcW w:type="dxa" w:w="850"/>
-          </w:tcPr>
-          <w:p>
-            <w:pPr>
-              <w:spacing w:after="0"/>
-            </w:pPr>
-            <w:r>
-              <w:rPr>
-                <w:sz w:val="14"/>
-              </w:rPr>
-              <w:t>175</w:t>
-            </w:r>
-          </w:p>
-        </w:tc>
-        <w:tc>
-          <w:tcPr>
-            <w:tcW w:type="dxa" w:w="850"/>
-          </w:tcPr>
-          <w:p>
-            <w:pPr>
-              <w:spacing w:after="0"/>
-            </w:pPr>
-            <w:r>
-              <w:rPr>
-                <w:sz w:val="14"/>
-              </w:rPr>
-              <w:t>100</w:t>
-            </w:r>
-          </w:p>
-        </w:tc>
-        <w:tc>
-          <w:tcPr>
-            <w:tcW w:type="dxa" w:w="1134"/>
-          </w:tcPr>
-          <w:p>
-            <w:pPr>
-              <w:spacing w:after="0"/>
-            </w:pPr>
-            <w:r>
-              <w:rPr>
-                <w:sz w:val="14"/>
-              </w:rPr>
-              <w:t>14.893</w:t>
-            </w:r>
-          </w:p>
-        </w:tc>
-        <w:tc>
-          <w:tcPr>
-            <w:tcW w:type="dxa" w:w="1247"/>
-          </w:tcPr>
-          <w:p>
-            <w:pPr>
-              <w:spacing w:after="0"/>
-            </w:pPr>
-            <w:r>
-              <w:rPr>
-                <w:sz w:val="14"/>
-              </w:rPr>
-              <w:t>-107</w:t>
-            </w:r>
-          </w:p>
-        </w:tc>
-        <w:tc>
-          <w:tcPr>
-            <w:tcW w:type="dxa" w:w="4309"/>
-          </w:tcPr>
-          <w:p>
-            <w:pPr>
-              <w:spacing w:after="0"/>
-            </w:pPr>
-            <w:r>
-              <w:rPr>
-                <w:sz w:val="14"/>
-              </w:rPr>
-              <w:t>platform</w:t>
-            </w:r>
-          </w:p>
-        </w:tc>
-      </w:tr>
-      <w:tr>
-        <w:trPr>
-          <w:cantSplit w:val="true"/>
-        </w:trPr>
-        <w:tc>
-          <w:tcPr>
-            <w:tcW w:type="dxa" w:w="1020"/>
-          </w:tcPr>
-          <w:p>
-            <w:pPr>
-              <w:spacing w:after="0"/>
-            </w:pPr>
-            <w:r>
-              <w:rPr>
-                <w:sz w:val="14"/>
-              </w:rPr>
-              <w:t>SP-0092</w:t>
-            </w:r>
-          </w:p>
-        </w:tc>
-        <w:tc>
-          <w:tcPr>
-            <w:tcW w:type="dxa" w:w="850"/>
-          </w:tcPr>
-          <w:p>
-            <w:pPr>
-              <w:spacing w:after="0"/>
-            </w:pPr>
-            <w:r>
-              <w:rPr>
-                <w:sz w:val="14"/>
-              </w:rPr>
-              <w:t>200</w:t>
-            </w:r>
-          </w:p>
-        </w:tc>
-        <w:tc>
-          <w:tcPr>
-            <w:tcW w:type="dxa" w:w="850"/>
-          </w:tcPr>
-          <w:p>
-            <w:pPr>
-              <w:spacing w:after="0"/>
-            </w:pPr>
-            <w:r>
-              <w:rPr>
-                <w:sz w:val="14"/>
-              </w:rPr>
-              <w:t>0</w:t>
-            </w:r>
-          </w:p>
-        </w:tc>
-        <w:tc>
-          <w:tcPr>
-            <w:tcW w:type="dxa" w:w="1134"/>
-          </w:tcPr>
-          <w:p>
-            <w:pPr>
-              <w:spacing w:after="0"/>
-            </w:pPr>
-            <w:r>
-              <w:rPr>
-                <w:sz w:val="14"/>
-              </w:rPr>
-              <w:t>14.790</w:t>
-            </w:r>
-          </w:p>
-        </w:tc>
-        <w:tc>
-          <w:tcPr>
-            <w:tcW w:type="dxa" w:w="1247"/>
-          </w:tcPr>
-          <w:p>
-            <w:pPr>
-              <w:spacing w:after="0"/>
-            </w:pPr>
-            <w:r>
-              <w:rPr>
-                <w:sz w:val="14"/>
-              </w:rPr>
-              <w:t>-210</w:t>
-            </w:r>
-          </w:p>
-        </w:tc>
-        <w:tc>
-          <w:tcPr>
-            <w:tcW w:type="dxa" w:w="4309"/>
-          </w:tcPr>
-          <w:p>
-            <w:pPr>
-              <w:spacing w:after="0"/>
-            </w:pPr>
-            <w:r>
-              <w:rPr>
-                <w:sz w:val="14"/>
-              </w:rPr>
-              <w:t>south edge (setback fence)</w:t>
-            </w:r>
-          </w:p>
-        </w:tc>
-      </w:tr>
-      <w:tr>
-        <w:trPr>
-          <w:cantSplit w:val="true"/>
-        </w:trPr>
-        <w:tc>
-          <w:tcPr>
-            <w:tcW w:type="dxa" w:w="1020"/>
-          </w:tcPr>
-          <w:p>
-            <w:pPr>
-              <w:spacing w:after="0"/>
-            </w:pPr>
-            <w:r>
-              <w:rPr>
-                <w:sz w:val="14"/>
-              </w:rPr>
-              <w:t>SP-0093</w:t>
-            </w:r>
-          </w:p>
-        </w:tc>
-        <w:tc>
-          <w:tcPr>
-            <w:tcW w:type="dxa" w:w="850"/>
-          </w:tcPr>
-          <w:p>
-            <w:pPr>
-              <w:spacing w:after="0"/>
-            </w:pPr>
-            <w:r>
-              <w:rPr>
-                <w:sz w:val="14"/>
-              </w:rPr>
-              <w:t>200</w:t>
-            </w:r>
-          </w:p>
-        </w:tc>
-        <w:tc>
-          <w:tcPr>
-            <w:tcW w:type="dxa" w:w="850"/>
-          </w:tcPr>
-          <w:p>
-            <w:pPr>
-              <w:spacing w:after="0"/>
-            </w:pPr>
-            <w:r>
-              <w:rPr>
-                <w:sz w:val="14"/>
-              </w:rPr>
-              <w:t>25</w:t>
-            </w:r>
-          </w:p>
-        </w:tc>
-        <w:tc>
-          <w:tcPr>
-            <w:tcW w:type="dxa" w:w="1134"/>
-          </w:tcPr>
-          <w:p>
-            <w:pPr>
-              <w:spacing w:after="0"/>
-            </w:pPr>
-            <w:r>
-              <w:rPr>
-                <w:sz w:val="14"/>
-              </w:rPr>
-              <w:t>14.881</w:t>
-            </w:r>
-          </w:p>
-        </w:tc>
-        <w:tc>
-          <w:tcPr>
-            <w:tcW w:type="dxa" w:w="1247"/>
-          </w:tcPr>
-          <w:p>
-            <w:pPr>
-              <w:spacing w:after="0"/>
-            </w:pPr>
-            <w:r>
-              <w:rPr>
-                <w:sz w:val="14"/>
-              </w:rPr>
-              <w:t>-119</w:t>
-            </w:r>
-          </w:p>
-        </w:tc>
-        <w:tc>
-          <w:tcPr>
-            <w:tcW w:type="dxa" w:w="4309"/>
-          </w:tcPr>
-          <w:p>
-            <w:pPr>
-              <w:spacing w:after="0"/>
-            </w:pPr>
-            <w:r>
-              <w:rPr>
-                <w:sz w:val="14"/>
-              </w:rPr>
-              <w:t>platform</w:t>
-            </w:r>
-          </w:p>
-        </w:tc>
-      </w:tr>
-      <w:tr>
-        <w:trPr>
-          <w:cantSplit w:val="true"/>
-        </w:trPr>
-        <w:tc>
-          <w:tcPr>
-            <w:tcW w:type="dxa" w:w="1020"/>
-          </w:tcPr>
-          <w:p>
-            <w:pPr>
-              <w:spacing w:after="0"/>
-            </w:pPr>
-            <w:r>
-              <w:rPr>
-                <w:sz w:val="14"/>
-              </w:rPr>
-              <w:t>SP-0094</w:t>
-            </w:r>
-          </w:p>
-        </w:tc>
-        <w:tc>
-          <w:tcPr>
-            <w:tcW w:type="dxa" w:w="850"/>
-          </w:tcPr>
-          <w:p>
-            <w:pPr>
-              <w:spacing w:after="0"/>
-            </w:pPr>
-            <w:r>
-              <w:rPr>
-                <w:sz w:val="14"/>
-              </w:rPr>
-              <w:t>200</w:t>
-            </w:r>
-          </w:p>
-        </w:tc>
-        <w:tc>
-          <w:tcPr>
-            <w:tcW w:type="dxa" w:w="850"/>
-          </w:tcPr>
-          <w:p>
-            <w:pPr>
-              <w:spacing w:after="0"/>
-            </w:pPr>
-            <w:r>
-              <w:rPr>
-                <w:sz w:val="14"/>
-              </w:rPr>
-              <w:t>50</w:t>
-            </w:r>
-          </w:p>
-        </w:tc>
-        <w:tc>
-          <w:tcPr>
-            <w:tcW w:type="dxa" w:w="1134"/>
-          </w:tcPr>
-          <w:p>
-            <w:pPr>
-              <w:spacing w:after="0"/>
-            </w:pPr>
-            <w:r>
-              <w:rPr>
-                <w:sz w:val="14"/>
-              </w:rPr>
-              <w:t>14.885</w:t>
-            </w:r>
-          </w:p>
-        </w:tc>
-        <w:tc>
-          <w:tcPr>
-            <w:tcW w:type="dxa" w:w="1247"/>
-          </w:tcPr>
-          <w:p>
-            <w:pPr>
-              <w:spacing w:after="0"/>
-            </w:pPr>
-            <w:r>
-              <w:rPr>
-                <w:sz w:val="14"/>
-              </w:rPr>
-              <w:t>-115</w:t>
-            </w:r>
-          </w:p>
-        </w:tc>
-        <w:tc>
-          <w:tcPr>
-            <w:tcW w:type="dxa" w:w="4309"/>
-          </w:tcPr>
-          <w:p>
-            <w:pPr>
-              <w:spacing w:after="0"/>
-            </w:pPr>
-            <w:r>
-              <w:rPr>
-                <w:sz w:val="14"/>
-              </w:rPr>
-              <w:t>platform</w:t>
-            </w:r>
-          </w:p>
-        </w:tc>
-      </w:tr>
-      <w:tr>
-        <w:trPr>
-          <w:cantSplit w:val="true"/>
-        </w:trPr>
-        <w:tc>
-          <w:tcPr>
-            <w:tcW w:type="dxa" w:w="1020"/>
-          </w:tcPr>
-          <w:p>
-            <w:pPr>
-              <w:spacing w:after="0"/>
-            </w:pPr>
-            <w:r>
-              <w:rPr>
-                <w:sz w:val="14"/>
-              </w:rPr>
-              <w:t>SP-0096</w:t>
-            </w:r>
-          </w:p>
-        </w:tc>
-        <w:tc>
-          <w:tcPr>
-            <w:tcW w:type="dxa" w:w="850"/>
-          </w:tcPr>
-          <w:p>
-            <w:pPr>
-              <w:spacing w:after="0"/>
-            </w:pPr>
-            <w:r>
-              <w:rPr>
-                <w:sz w:val="14"/>
-              </w:rPr>
-              <w:t>200</w:t>
-            </w:r>
-          </w:p>
-        </w:tc>
-        <w:tc>
-          <w:tcPr>
-            <w:tcW w:type="dxa" w:w="850"/>
-          </w:tcPr>
-          <w:p>
-            <w:pPr>
-              <w:spacing w:after="0"/>
-            </w:pPr>
-            <w:r>
-              <w:rPr>
-                <w:sz w:val="14"/>
-              </w:rPr>
-              <w:t>100</w:t>
-            </w:r>
-          </w:p>
-        </w:tc>
-        <w:tc>
-          <w:tcPr>
-            <w:tcW w:type="dxa" w:w="1134"/>
-          </w:tcPr>
-          <w:p>
-            <w:pPr>
-              <w:spacing w:after="0"/>
-            </w:pPr>
-            <w:r>
-              <w:rPr>
-                <w:sz w:val="14"/>
-              </w:rPr>
-              <w:t>14.890</w:t>
-            </w:r>
-          </w:p>
-        </w:tc>
-        <w:tc>
-          <w:tcPr>
-            <w:tcW w:type="dxa" w:w="1247"/>
-          </w:tcPr>
-          <w:p>
-            <w:pPr>
-              <w:spacing w:after="0"/>
-            </w:pPr>
-            <w:r>
-              <w:rPr>
-                <w:sz w:val="14"/>
-              </w:rPr>
-              <w:t>-110</w:t>
-            </w:r>
-          </w:p>
-        </w:tc>
-        <w:tc>
-          <w:tcPr>
-            <w:tcW w:type="dxa" w:w="4309"/>
-          </w:tcPr>
-          <w:p>
-            <w:pPr>
-              <w:spacing w:after="0"/>
-            </w:pPr>
-            <w:r>
-              <w:rPr>
-                <w:sz w:val="14"/>
-              </w:rPr>
-              <w:t>platform</w:t>
-            </w:r>
-          </w:p>
-        </w:tc>
-      </w:tr>
-      <w:tr>
-        <w:trPr>
-          <w:cantSplit w:val="true"/>
-        </w:trPr>
-        <w:tc>
-          <w:tcPr>
-            <w:tcW w:type="dxa" w:w="1020"/>
-          </w:tcPr>
-          <w:p>
-            <w:pPr>
-              <w:spacing w:after="0"/>
-            </w:pPr>
-            <w:r>
-              <w:rPr>
-                <w:sz w:val="14"/>
-              </w:rPr>
-              <w:t>SP-0105</w:t>
-            </w:r>
-          </w:p>
-        </w:tc>
-        <w:tc>
-          <w:tcPr>
-            <w:tcW w:type="dxa" w:w="850"/>
-          </w:tcPr>
-          <w:p>
-            <w:pPr>
-              <w:spacing w:after="0"/>
-            </w:pPr>
-            <w:r>
-              <w:rPr>
-                <w:sz w:val="14"/>
-              </w:rPr>
-              <w:t>225</w:t>
-            </w:r>
-          </w:p>
-        </w:tc>
-        <w:tc>
-          <w:tcPr>
-            <w:tcW w:type="dxa" w:w="850"/>
-          </w:tcPr>
-          <w:p>
-            <w:pPr>
-              <w:spacing w:after="0"/>
-            </w:pPr>
-            <w:r>
-              <w:rPr>
-                <w:sz w:val="14"/>
-              </w:rPr>
-              <w:t>0</w:t>
-            </w:r>
-          </w:p>
-        </w:tc>
-        <w:tc>
-          <w:tcPr>
-            <w:tcW w:type="dxa" w:w="1134"/>
-          </w:tcPr>
-          <w:p>
-            <w:pPr>
-              <w:spacing w:after="0"/>
-            </w:pPr>
-            <w:r>
-              <w:rPr>
-                <w:sz w:val="14"/>
-              </w:rPr>
-              <w:t>14.715</w:t>
-            </w:r>
-          </w:p>
-        </w:tc>
-        <w:tc>
-          <w:tcPr>
-            <w:tcW w:type="dxa" w:w="1247"/>
-          </w:tcPr>
-          <w:p>
-            <w:pPr>
-              <w:spacing w:after="0"/>
-            </w:pPr>
-            <w:r>
-              <w:rPr>
-                <w:sz w:val="14"/>
-              </w:rPr>
-              <w:t>-285</w:t>
-            </w:r>
-          </w:p>
-        </w:tc>
-        <w:tc>
-          <w:tcPr>
-            <w:tcW w:type="dxa" w:w="4309"/>
-          </w:tcPr>
-          <w:p>
-            <w:pPr>
-              <w:spacing w:after="0"/>
-            </w:pPr>
-            <w:r>
-              <w:rPr>
-                <w:sz w:val="14"/>
-              </w:rPr>
-              <w:t>south edge (setback fence)</w:t>
-            </w:r>
-          </w:p>
-        </w:tc>
-      </w:tr>
-      <w:tr>
-        <w:trPr>
-          <w:cantSplit w:val="true"/>
-        </w:trPr>
-        <w:tc>
-          <w:tcPr>
-            <w:tcW w:type="dxa" w:w="1020"/>
-          </w:tcPr>
-          <w:p>
-            <w:pPr>
-              <w:spacing w:after="0"/>
-            </w:pPr>
-            <w:r>
-              <w:rPr>
-                <w:sz w:val="14"/>
-              </w:rPr>
-              <w:t>SP-0106</w:t>
-            </w:r>
-          </w:p>
-        </w:tc>
-        <w:tc>
-          <w:tcPr>
-            <w:tcW w:type="dxa" w:w="850"/>
-          </w:tcPr>
-          <w:p>
-            <w:pPr>
-              <w:spacing w:after="0"/>
-            </w:pPr>
-            <w:r>
-              <w:rPr>
-                <w:sz w:val="14"/>
-              </w:rPr>
-              <w:t>225</w:t>
-            </w:r>
-          </w:p>
-        </w:tc>
-        <w:tc>
-          <w:tcPr>
-            <w:tcW w:type="dxa" w:w="850"/>
-          </w:tcPr>
-          <w:p>
-            <w:pPr>
-              <w:spacing w:after="0"/>
-            </w:pPr>
-            <w:r>
-              <w:rPr>
-                <w:sz w:val="14"/>
-              </w:rPr>
-              <w:t>25</w:t>
-            </w:r>
-          </w:p>
-        </w:tc>
-        <w:tc>
-          <w:tcPr>
-            <w:tcW w:type="dxa" w:w="1134"/>
-          </w:tcPr>
-          <w:p>
-            <w:pPr>
-              <w:spacing w:after="0"/>
-            </w:pPr>
-            <w:r>
-              <w:rPr>
-                <w:sz w:val="14"/>
-              </w:rPr>
-              <w:t>14.866</w:t>
-            </w:r>
-          </w:p>
-        </w:tc>
-        <w:tc>
-          <w:tcPr>
-            <w:tcW w:type="dxa" w:w="1247"/>
-          </w:tcPr>
-          <w:p>
-            <w:pPr>
-              <w:spacing w:after="0"/>
-            </w:pPr>
-            <w:r>
-              <w:rPr>
-                <w:sz w:val="14"/>
-              </w:rPr>
-              <w:t>-134</w:t>
-            </w:r>
-          </w:p>
-        </w:tc>
-        <w:tc>
-          <w:tcPr>
-            <w:tcW w:type="dxa" w:w="4309"/>
-          </w:tcPr>
-          <w:p>
-            <w:pPr>
-              <w:spacing w:after="0"/>
-            </w:pPr>
-            <w:r>
-              <w:rPr>
-                <w:sz w:val="14"/>
-              </w:rPr>
-              <w:t>platform</w:t>
-            </w:r>
-          </w:p>
-        </w:tc>
-      </w:tr>
-      <w:tr>
-        <w:trPr>
-          <w:cantSplit w:val="true"/>
-        </w:trPr>
-        <w:tc>
-          <w:tcPr>
-            <w:tcW w:type="dxa" w:w="1020"/>
-          </w:tcPr>
-          <w:p>
-            <w:pPr>
-              <w:spacing w:after="0"/>
-            </w:pPr>
-            <w:r>
-              <w:rPr>
-                <w:sz w:val="14"/>
-              </w:rPr>
-              <w:t>SP-0118</w:t>
-            </w:r>
-          </w:p>
-        </w:tc>
-        <w:tc>
-          <w:tcPr>
-            <w:tcW w:type="dxa" w:w="850"/>
-          </w:tcPr>
-          <w:p>
-            <w:pPr>
-              <w:spacing w:after="0"/>
-            </w:pPr>
-            <w:r>
-              <w:rPr>
-                <w:sz w:val="14"/>
-              </w:rPr>
-              <w:t>250</w:t>
-            </w:r>
-          </w:p>
-        </w:tc>
-        <w:tc>
-          <w:tcPr>
-            <w:tcW w:type="dxa" w:w="850"/>
-          </w:tcPr>
-          <w:p>
-            <w:pPr>
-              <w:spacing w:after="0"/>
-            </w:pPr>
-            <w:r>
-              <w:rPr>
-                <w:sz w:val="14"/>
-              </w:rPr>
-              <w:t>0</w:t>
-            </w:r>
-          </w:p>
-        </w:tc>
-        <w:tc>
-          <w:tcPr>
-            <w:tcW w:type="dxa" w:w="1134"/>
-          </w:tcPr>
-          <w:p>
-            <w:pPr>
-              <w:spacing w:after="0"/>
-            </w:pPr>
-            <w:r>
-              <w:rPr>
-                <w:sz w:val="14"/>
-              </w:rPr>
-              <w:t>14.782</w:t>
-            </w:r>
-          </w:p>
-        </w:tc>
-        <w:tc>
-          <w:tcPr>
-            <w:tcW w:type="dxa" w:w="1247"/>
-          </w:tcPr>
-          <w:p>
-            <w:pPr>
-              <w:spacing w:after="0"/>
-            </w:pPr>
-            <w:r>
-              <w:rPr>
-                <w:sz w:val="14"/>
-              </w:rPr>
-              <w:t>-218</w:t>
-            </w:r>
-          </w:p>
-        </w:tc>
-        <w:tc>
-          <w:tcPr>
-            <w:tcW w:type="dxa" w:w="4309"/>
-          </w:tcPr>
-          <w:p>
-            <w:pPr>
-              <w:spacing w:after="0"/>
-            </w:pPr>
-            <w:r>
-              <w:rPr>
-                <w:sz w:val="14"/>
-              </w:rPr>
-              <w:t>south edge (setback fence)</w:t>
-            </w:r>
-          </w:p>
-        </w:tc>
-      </w:tr>
-      <w:tr>
-        <w:trPr>
-          <w:cantSplit w:val="true"/>
-        </w:trPr>
-        <w:tc>
-          <w:tcPr>
-            <w:tcW w:type="dxa" w:w="1020"/>
-          </w:tcPr>
-          <w:p>
-            <w:pPr>
-              <w:spacing w:after="0"/>
-            </w:pPr>
-            <w:r>
-              <w:rPr>
-                <w:sz w:val="14"/>
-              </w:rPr>
-              <w:t>SP-0121</w:t>
-            </w:r>
-          </w:p>
-        </w:tc>
-        <w:tc>
-          <w:tcPr>
-            <w:tcW w:type="dxa" w:w="850"/>
-          </w:tcPr>
-          <w:p>
-            <w:pPr>
-              <w:spacing w:after="0"/>
-            </w:pPr>
-            <w:r>
-              <w:rPr>
-                <w:sz w:val="14"/>
-              </w:rPr>
-              <w:t>250</w:t>
-            </w:r>
-          </w:p>
-        </w:tc>
-        <w:tc>
-          <w:tcPr>
-            <w:tcW w:type="dxa" w:w="850"/>
-          </w:tcPr>
-          <w:p>
-            <w:pPr>
-              <w:spacing w:after="0"/>
-            </w:pPr>
-            <w:r>
-              <w:rPr>
-                <w:sz w:val="14"/>
-              </w:rPr>
-              <w:t>75</w:t>
-            </w:r>
-          </w:p>
-        </w:tc>
-        <w:tc>
-          <w:tcPr>
-            <w:tcW w:type="dxa" w:w="1134"/>
-          </w:tcPr>
-          <w:p>
-            <w:pPr>
-              <w:spacing w:after="0"/>
-            </w:pPr>
-            <w:r>
-              <w:rPr>
-                <w:sz w:val="14"/>
-              </w:rPr>
-              <w:t>14.875</w:t>
-            </w:r>
-          </w:p>
-        </w:tc>
-        <w:tc>
-          <w:tcPr>
-            <w:tcW w:type="dxa" w:w="1247"/>
-          </w:tcPr>
-          <w:p>
-            <w:pPr>
-              <w:spacing w:after="0"/>
-            </w:pPr>
-            <w:r>
-              <w:rPr>
-                <w:sz w:val="14"/>
-              </w:rPr>
-              <w:t>-125</w:t>
-            </w:r>
-          </w:p>
-        </w:tc>
-        <w:tc>
-          <w:tcPr>
-            <w:tcW w:type="dxa" w:w="4309"/>
-          </w:tcPr>
-          <w:p>
-            <w:pPr>
-              <w:spacing w:after="0"/>
-            </w:pPr>
-            <w:r>
-              <w:rPr>
-                <w:sz w:val="14"/>
-              </w:rPr>
-              <w:t>platform</w:t>
-            </w:r>
-          </w:p>
-        </w:tc>
-      </w:tr>
-      <w:tr>
-        <w:trPr>
-          <w:cantSplit w:val="true"/>
-        </w:trPr>
-        <w:tc>
-          <w:tcPr>
-            <w:tcW w:type="dxa" w:w="1020"/>
-          </w:tcPr>
-          <w:p>
-            <w:pPr>
-              <w:spacing w:after="0"/>
-            </w:pPr>
-            <w:r>
-              <w:rPr>
-                <w:sz w:val="14"/>
-              </w:rPr>
-              <w:t>SP-0131</w:t>
-            </w:r>
-          </w:p>
-        </w:tc>
-        <w:tc>
-          <w:tcPr>
-            <w:tcW w:type="dxa" w:w="850"/>
-          </w:tcPr>
-          <w:p>
-            <w:pPr>
-              <w:spacing w:after="0"/>
-            </w:pPr>
-            <w:r>
-              <w:rPr>
-                <w:sz w:val="14"/>
-              </w:rPr>
-              <w:t>275</w:t>
-            </w:r>
-          </w:p>
-        </w:tc>
-        <w:tc>
-          <w:tcPr>
-            <w:tcW w:type="dxa" w:w="850"/>
-          </w:tcPr>
-          <w:p>
-            <w:pPr>
-              <w:spacing w:after="0"/>
-            </w:pPr>
-            <w:r>
-              <w:rPr>
-                <w:sz w:val="14"/>
-              </w:rPr>
-              <w:t>0</w:t>
-            </w:r>
-          </w:p>
-        </w:tc>
-        <w:tc>
-          <w:tcPr>
-            <w:tcW w:type="dxa" w:w="1134"/>
-          </w:tcPr>
-          <w:p>
-            <w:pPr>
-              <w:spacing w:after="0"/>
-            </w:pPr>
-            <w:r>
-              <w:rPr>
-                <w:sz w:val="14"/>
-              </w:rPr>
-              <w:t>14.750</w:t>
-            </w:r>
-          </w:p>
-        </w:tc>
-        <w:tc>
-          <w:tcPr>
-            <w:tcW w:type="dxa" w:w="1247"/>
-          </w:tcPr>
-          <w:p>
-            <w:pPr>
-              <w:spacing w:after="0"/>
-            </w:pPr>
-            <w:r>
-              <w:rPr>
-                <w:sz w:val="14"/>
-              </w:rPr>
-              <w:t>-250</w:t>
-            </w:r>
-          </w:p>
-        </w:tc>
-        <w:tc>
-          <w:tcPr>
-            <w:tcW w:type="dxa" w:w="4309"/>
-          </w:tcPr>
-          <w:p>
-            <w:pPr>
-              <w:spacing w:after="0"/>
-            </w:pPr>
-            <w:r>
-              <w:rPr>
-                <w:sz w:val="14"/>
-              </w:rPr>
-              <w:t>south edge (setback fence)</w:t>
-            </w:r>
-          </w:p>
-        </w:tc>
-      </w:tr>
-      <w:tr>
-        <w:trPr>
-          <w:cantSplit w:val="true"/>
-        </w:trPr>
-        <w:tc>
-          <w:tcPr>
-            <w:tcW w:type="dxa" w:w="1020"/>
-          </w:tcPr>
-          <w:p>
-            <w:pPr>
-              <w:spacing w:after="0"/>
-            </w:pPr>
-            <w:r>
-              <w:rPr>
-                <w:sz w:val="14"/>
-              </w:rPr>
-              <w:t>SP-0132</w:t>
-            </w:r>
-          </w:p>
-        </w:tc>
-        <w:tc>
-          <w:tcPr>
-            <w:tcW w:type="dxa" w:w="850"/>
-          </w:tcPr>
-          <w:p>
-            <w:pPr>
-              <w:spacing w:after="0"/>
-            </w:pPr>
-            <w:r>
-              <w:rPr>
-                <w:sz w:val="14"/>
-              </w:rPr>
-              <w:t>275</w:t>
-            </w:r>
-          </w:p>
-        </w:tc>
-        <w:tc>
-          <w:tcPr>
-            <w:tcW w:type="dxa" w:w="850"/>
-          </w:tcPr>
-          <w:p>
-            <w:pPr>
-              <w:spacing w:after="0"/>
-            </w:pPr>
-            <w:r>
-              <w:rPr>
-                <w:sz w:val="14"/>
-              </w:rPr>
-              <w:t>25</w:t>
-            </w:r>
-          </w:p>
-        </w:tc>
-        <w:tc>
-          <w:tcPr>
-            <w:tcW w:type="dxa" w:w="1134"/>
-          </w:tcPr>
-          <w:p>
-            <w:pPr>
-              <w:spacing w:after="0"/>
-            </w:pPr>
-            <w:r>
-              <w:rPr>
-                <w:sz w:val="14"/>
-              </w:rPr>
-              <w:t>14.840</w:t>
-            </w:r>
-          </w:p>
-        </w:tc>
-        <w:tc>
-          <w:tcPr>
-            <w:tcW w:type="dxa" w:w="1247"/>
-          </w:tcPr>
-          <w:p>
-            <w:pPr>
-              <w:spacing w:after="0"/>
-            </w:pPr>
-            <w:r>
-              <w:rPr>
-                <w:sz w:val="14"/>
-              </w:rPr>
-              <w:t>-160</w:t>
-            </w:r>
-          </w:p>
-        </w:tc>
-        <w:tc>
-          <w:tcPr>
-            <w:tcW w:type="dxa" w:w="4309"/>
-          </w:tcPr>
-          <w:p>
-            <w:pPr>
-              <w:spacing w:after="0"/>
-            </w:pPr>
-            <w:r>
-              <w:rPr>
-                <w:sz w:val="14"/>
-              </w:rPr>
-              <w:t>platform</w:t>
-            </w:r>
-          </w:p>
-        </w:tc>
-      </w:tr>
-      <w:tr>
-        <w:trPr>
-          <w:cantSplit w:val="true"/>
-        </w:trPr>
-        <w:tc>
-          <w:tcPr>
-            <w:tcW w:type="dxa" w:w="1020"/>
-          </w:tcPr>
-          <w:p>
-            <w:pPr>
-              <w:spacing w:after="0"/>
-            </w:pPr>
-            <w:r>
-              <w:rPr>
-                <w:sz w:val="14"/>
-              </w:rPr>
-              <w:t>SP-0144</w:t>
-            </w:r>
-          </w:p>
-        </w:tc>
-        <w:tc>
-          <w:tcPr>
-            <w:tcW w:type="dxa" w:w="850"/>
-          </w:tcPr>
-          <w:p>
-            <w:pPr>
-              <w:spacing w:after="0"/>
-            </w:pPr>
-            <w:r>
-              <w:rPr>
-                <w:sz w:val="14"/>
-              </w:rPr>
-              <w:t>300</w:t>
-            </w:r>
-          </w:p>
-        </w:tc>
-        <w:tc>
-          <w:tcPr>
-            <w:tcW w:type="dxa" w:w="850"/>
-          </w:tcPr>
-          <w:p>
-            <w:pPr>
-              <w:spacing w:after="0"/>
-            </w:pPr>
-            <w:r>
-              <w:rPr>
-                <w:sz w:val="14"/>
-              </w:rPr>
-              <w:t>0</w:t>
-            </w:r>
-          </w:p>
-        </w:tc>
-        <w:tc>
-          <w:tcPr>
-            <w:tcW w:type="dxa" w:w="1134"/>
-          </w:tcPr>
-          <w:p>
-            <w:pPr>
-              <w:spacing w:after="0"/>
-            </w:pPr>
-            <w:r>
-              <w:rPr>
-                <w:sz w:val="14"/>
-              </w:rPr>
-              <w:t>14.753</w:t>
-            </w:r>
-          </w:p>
-        </w:tc>
-        <w:tc>
-          <w:tcPr>
-            <w:tcW w:type="dxa" w:w="1247"/>
-          </w:tcPr>
-          <w:p>
-            <w:pPr>
-              <w:spacing w:after="0"/>
-            </w:pPr>
-            <w:r>
-              <w:rPr>
-                <w:sz w:val="14"/>
-              </w:rPr>
-              <w:t>-247</w:t>
-            </w:r>
-          </w:p>
-        </w:tc>
-        <w:tc>
-          <w:tcPr>
-            <w:tcW w:type="dxa" w:w="4309"/>
-          </w:tcPr>
-          <w:p>
-            <w:pPr>
-              <w:spacing w:after="0"/>
-            </w:pPr>
-            <w:r>
-              <w:rPr>
-                <w:sz w:val="14"/>
-              </w:rPr>
-              <w:t>south edge (setback fence)</w:t>
-            </w:r>
-          </w:p>
-        </w:tc>
-      </w:tr>
-      <w:tr>
-        <w:trPr>
-          <w:cantSplit w:val="true"/>
-        </w:trPr>
-        <w:tc>
-          <w:tcPr>
-            <w:tcW w:type="dxa" w:w="1020"/>
-          </w:tcPr>
-          <w:p>
-            <w:pPr>
-              <w:spacing w:after="0"/>
-            </w:pPr>
-            <w:r>
-              <w:rPr>
-                <w:sz w:val="14"/>
-              </w:rPr>
-              <w:t>SP-0146</w:t>
-            </w:r>
-          </w:p>
-        </w:tc>
-        <w:tc>
-          <w:tcPr>
-            <w:tcW w:type="dxa" w:w="850"/>
-          </w:tcPr>
-          <w:p>
-            <w:pPr>
-              <w:spacing w:after="0"/>
-            </w:pPr>
-            <w:r>
-              <w:rPr>
-                <w:sz w:val="14"/>
-              </w:rPr>
-              <w:t>300</w:t>
-            </w:r>
-          </w:p>
-        </w:tc>
-        <w:tc>
-          <w:tcPr>
-            <w:tcW w:type="dxa" w:w="850"/>
-          </w:tcPr>
-          <w:p>
-            <w:pPr>
-              <w:spacing w:after="0"/>
-            </w:pPr>
-            <w:r>
-              <w:rPr>
-                <w:sz w:val="14"/>
-              </w:rPr>
-              <w:t>50</w:t>
-            </w:r>
-          </w:p>
-        </w:tc>
-        <w:tc>
-          <w:tcPr>
-            <w:tcW w:type="dxa" w:w="1134"/>
-          </w:tcPr>
-          <w:p>
-            <w:pPr>
-              <w:spacing w:after="0"/>
-            </w:pPr>
-            <w:r>
-              <w:rPr>
-                <w:sz w:val="14"/>
-              </w:rPr>
-              <w:t>15.168</w:t>
-            </w:r>
-          </w:p>
-        </w:tc>
-        <w:tc>
-          <w:tcPr>
-            <w:tcW w:type="dxa" w:w="1247"/>
-          </w:tcPr>
-          <w:p>
-            <w:pPr>
-              <w:spacing w:after="0"/>
-            </w:pPr>
-            <w:r>
-              <w:rPr>
-                <w:sz w:val="14"/>
-              </w:rPr>
-              <w:t>+168</w:t>
-            </w:r>
-          </w:p>
-        </w:tc>
-        <w:tc>
-          <w:tcPr>
-            <w:tcW w:type="dxa" w:w="4309"/>
-          </w:tcPr>
-          <w:p>
-            <w:pPr>
-              <w:spacing w:after="0"/>
-            </w:pPr>
-            <w:r>
-              <w:rPr>
-                <w:sz w:val="14"/>
-              </w:rPr>
-              <w:t>old warehouse foundations</w:t>
-            </w:r>
-          </w:p>
-        </w:tc>
-      </w:tr>
-      <w:tr>
-        <w:trPr>
-          <w:cantSplit w:val="true"/>
-        </w:trPr>
-        <w:tc>
-          <w:tcPr>
-            <w:tcW w:type="dxa" w:w="1020"/>
-          </w:tcPr>
-          <w:p>
-            <w:pPr>
-              <w:spacing w:after="0"/>
-            </w:pPr>
-            <w:r>
-              <w:rPr>
-                <w:sz w:val="14"/>
-              </w:rPr>
-              <w:t>SP-0148</w:t>
-            </w:r>
-          </w:p>
-        </w:tc>
-        <w:tc>
-          <w:tcPr>
-            <w:tcW w:type="dxa" w:w="850"/>
-          </w:tcPr>
-          <w:p>
-            <w:pPr>
-              <w:spacing w:after="0"/>
-            </w:pPr>
-            <w:r>
-              <w:rPr>
-                <w:sz w:val="14"/>
-              </w:rPr>
-              <w:t>300</w:t>
-            </w:r>
-          </w:p>
-        </w:tc>
-        <w:tc>
-          <w:tcPr>
-            <w:tcW w:type="dxa" w:w="850"/>
-          </w:tcPr>
-          <w:p>
-            <w:pPr>
-              <w:spacing w:after="0"/>
-            </w:pPr>
-            <w:r>
-              <w:rPr>
-                <w:sz w:val="14"/>
-              </w:rPr>
-              <w:t>100</w:t>
-            </w:r>
-          </w:p>
-        </w:tc>
-        <w:tc>
-          <w:tcPr>
-            <w:tcW w:type="dxa" w:w="1134"/>
-          </w:tcPr>
-          <w:p>
-            <w:pPr>
-              <w:spacing w:after="0"/>
-            </w:pPr>
-            <w:r>
-              <w:rPr>
-                <w:sz w:val="14"/>
-              </w:rPr>
-              <w:t>14.880</w:t>
-            </w:r>
-          </w:p>
-        </w:tc>
-        <w:tc>
-          <w:tcPr>
-            <w:tcW w:type="dxa" w:w="1247"/>
-          </w:tcPr>
-          <w:p>
-            <w:pPr>
-              <w:spacing w:after="0"/>
-            </w:pPr>
-            <w:r>
-              <w:rPr>
-                <w:sz w:val="14"/>
-              </w:rPr>
-              <w:t>-120</w:t>
-            </w:r>
-          </w:p>
-        </w:tc>
-        <w:tc>
-          <w:tcPr>
-            <w:tcW w:type="dxa" w:w="4309"/>
-          </w:tcPr>
-          <w:p>
-            <w:pPr>
-              <w:spacing w:after="0"/>
-            </w:pPr>
-            <w:r>
-              <w:rPr>
-                <w:sz w:val="14"/>
-              </w:rPr>
-              <w:t>platform</w:t>
-            </w:r>
-          </w:p>
-        </w:tc>
-      </w:tr>
-      <w:tr>
-        <w:trPr>
-          <w:cantSplit w:val="true"/>
-        </w:trPr>
-        <w:tc>
-          <w:tcPr>
-            <w:tcW w:type="dxa" w:w="1020"/>
-          </w:tcPr>
-          <w:p>
-            <w:pPr>
-              <w:spacing w:after="0"/>
-            </w:pPr>
-            <w:r>
-              <w:rPr>
-                <w:sz w:val="14"/>
-              </w:rPr>
-              <w:t>SP-0157</w:t>
-            </w:r>
-          </w:p>
-        </w:tc>
-        <w:tc>
-          <w:tcPr>
-            <w:tcW w:type="dxa" w:w="850"/>
-          </w:tcPr>
-          <w:p>
-            <w:pPr>
-              <w:spacing w:after="0"/>
-            </w:pPr>
-            <w:r>
-              <w:rPr>
-                <w:sz w:val="14"/>
-              </w:rPr>
-              <w:t>325</w:t>
-            </w:r>
-          </w:p>
-        </w:tc>
-        <w:tc>
-          <w:tcPr>
-            <w:tcW w:type="dxa" w:w="850"/>
-          </w:tcPr>
-          <w:p>
-            <w:pPr>
-              <w:spacing w:after="0"/>
-            </w:pPr>
-            <w:r>
-              <w:rPr>
-                <w:sz w:val="14"/>
-              </w:rPr>
-              <w:t>0</w:t>
-            </w:r>
-          </w:p>
-        </w:tc>
-        <w:tc>
-          <w:tcPr>
-            <w:tcW w:type="dxa" w:w="1134"/>
-          </w:tcPr>
-          <w:p>
-            <w:pPr>
-              <w:spacing w:after="0"/>
-            </w:pPr>
-            <w:r>
-              <w:rPr>
-                <w:sz w:val="14"/>
-              </w:rPr>
-              <w:t>14.748</w:t>
-            </w:r>
-          </w:p>
-        </w:tc>
-        <w:tc>
-          <w:tcPr>
-            <w:tcW w:type="dxa" w:w="1247"/>
-          </w:tcPr>
-          <w:p>
-            <w:pPr>
-              <w:spacing w:after="0"/>
-            </w:pPr>
-            <w:r>
-              <w:rPr>
-                <w:sz w:val="14"/>
-              </w:rPr>
-              <w:t>-252</w:t>
-            </w:r>
-          </w:p>
-        </w:tc>
-        <w:tc>
-          <w:tcPr>
-            <w:tcW w:type="dxa" w:w="4309"/>
-          </w:tcPr>
-          <w:p>
-            <w:pPr>
-              <w:spacing w:after="0"/>
-            </w:pPr>
-            <w:r>
-              <w:rPr>
-                <w:sz w:val="14"/>
-              </w:rPr>
-              <w:t>south edge (setback fence)</w:t>
-            </w:r>
-          </w:p>
-        </w:tc>
-      </w:tr>
-      <w:tr>
-        <w:trPr>
-          <w:cantSplit w:val="true"/>
-        </w:trPr>
-        <w:tc>
-          <w:tcPr>
-            <w:tcW w:type="dxa" w:w="1020"/>
-          </w:tcPr>
-          <w:p>
-            <w:pPr>
-              <w:spacing w:after="0"/>
-            </w:pPr>
-            <w:r>
-              <w:rPr>
-                <w:sz w:val="14"/>
-              </w:rPr>
-              <w:t>SP-0158</w:t>
-            </w:r>
-          </w:p>
-        </w:tc>
-        <w:tc>
-          <w:tcPr>
-            <w:tcW w:type="dxa" w:w="850"/>
-          </w:tcPr>
-          <w:p>
-            <w:pPr>
-              <w:spacing w:after="0"/>
-            </w:pPr>
-            <w:r>
-              <w:rPr>
-                <w:sz w:val="14"/>
-              </w:rPr>
-              <w:t>325</w:t>
-            </w:r>
-          </w:p>
-        </w:tc>
-        <w:tc>
-          <w:tcPr>
-            <w:tcW w:type="dxa" w:w="850"/>
-          </w:tcPr>
-          <w:p>
-            <w:pPr>
-              <w:spacing w:after="0"/>
-            </w:pPr>
-            <w:r>
-              <w:rPr>
-                <w:sz w:val="14"/>
-              </w:rPr>
-              <w:t>25</w:t>
-            </w:r>
-          </w:p>
-        </w:tc>
-        <w:tc>
-          <w:tcPr>
-            <w:tcW w:type="dxa" w:w="1134"/>
-          </w:tcPr>
-          <w:p>
-            <w:pPr>
-              <w:spacing w:after="0"/>
-            </w:pPr>
-            <w:r>
-              <w:rPr>
-                <w:sz w:val="14"/>
-              </w:rPr>
-              <w:t>15.136</w:t>
-            </w:r>
-          </w:p>
-        </w:tc>
-        <w:tc>
-          <w:tcPr>
-            <w:tcW w:type="dxa" w:w="1247"/>
-          </w:tcPr>
-          <w:p>
-            <w:pPr>
-              <w:spacing w:after="0"/>
-            </w:pPr>
-            <w:r>
-              <w:rPr>
-                <w:sz w:val="14"/>
-              </w:rPr>
-              <w:t>+136</w:t>
-            </w:r>
-          </w:p>
-        </w:tc>
-        <w:tc>
-          <w:tcPr>
-            <w:tcW w:type="dxa" w:w="4309"/>
-          </w:tcPr>
-          <w:p>
-            <w:pPr>
-              <w:spacing w:after="0"/>
-            </w:pPr>
-            <w:r>
-              <w:rPr>
-                <w:sz w:val="14"/>
-              </w:rPr>
-              <w:t>old warehouse foundations</w:t>
-            </w:r>
-          </w:p>
-        </w:tc>
-      </w:tr>
-      <w:tr>
-        <w:trPr>
-          <w:cantSplit w:val="true"/>
-        </w:trPr>
-        <w:tc>
-          <w:tcPr>
-            <w:tcW w:type="dxa" w:w="1020"/>
-          </w:tcPr>
-          <w:p>
-            <w:pPr>
-              <w:spacing w:after="0"/>
-            </w:pPr>
-            <w:r>
-              <w:rPr>
-                <w:sz w:val="14"/>
-              </w:rPr>
-              <w:t>SP-0160</w:t>
-            </w:r>
-          </w:p>
-        </w:tc>
-        <w:tc>
-          <w:tcPr>
-            <w:tcW w:type="dxa" w:w="850"/>
-          </w:tcPr>
-          <w:p>
-            <w:pPr>
-              <w:spacing w:after="0"/>
-            </w:pPr>
-            <w:r>
-              <w:rPr>
-                <w:sz w:val="14"/>
-              </w:rPr>
-              <w:t>325</w:t>
-            </w:r>
-          </w:p>
-        </w:tc>
-        <w:tc>
-          <w:tcPr>
-            <w:tcW w:type="dxa" w:w="850"/>
-          </w:tcPr>
-          <w:p>
-            <w:pPr>
-              <w:spacing w:after="0"/>
-            </w:pPr>
-            <w:r>
-              <w:rPr>
-                <w:sz w:val="14"/>
-              </w:rPr>
-              <w:t>75</w:t>
-            </w:r>
-          </w:p>
-        </w:tc>
-        <w:tc>
-          <w:tcPr>
-            <w:tcW w:type="dxa" w:w="1134"/>
-          </w:tcPr>
-          <w:p>
-            <w:pPr>
-              <w:spacing w:after="0"/>
-            </w:pPr>
-            <w:r>
-              <w:rPr>
-                <w:sz w:val="14"/>
-              </w:rPr>
-              <w:t>14.858</w:t>
-            </w:r>
-          </w:p>
-        </w:tc>
-        <w:tc>
-          <w:tcPr>
-            <w:tcW w:type="dxa" w:w="1247"/>
-          </w:tcPr>
-          <w:p>
-            <w:pPr>
-              <w:spacing w:after="0"/>
-            </w:pPr>
-            <w:r>
-              <w:rPr>
-                <w:sz w:val="14"/>
-              </w:rPr>
-              <w:t>-142</w:t>
-            </w:r>
-          </w:p>
-        </w:tc>
-        <w:tc>
-          <w:tcPr>
-            <w:tcW w:type="dxa" w:w="4309"/>
-          </w:tcPr>
-          <w:p>
-            <w:pPr>
-              <w:spacing w:after="0"/>
-            </w:pPr>
-            <w:r>
-              <w:rPr>
-                <w:sz w:val="14"/>
-              </w:rPr>
-              <w:t>platform</w:t>
-            </w:r>
-          </w:p>
-        </w:tc>
-      </w:tr>
-      <w:tr>
-        <w:trPr>
-          <w:cantSplit w:val="true"/>
-        </w:trPr>
-        <w:tc>
-          <w:tcPr>
-            <w:tcW w:type="dxa" w:w="1020"/>
-          </w:tcPr>
-          <w:p>
-            <w:pPr>
-              <w:spacing w:after="0"/>
-            </w:pPr>
-            <w:r>
-              <w:rPr>
-                <w:sz w:val="14"/>
-              </w:rPr>
-              <w:t>SP-0170</w:t>
-            </w:r>
-          </w:p>
-        </w:tc>
-        <w:tc>
-          <w:tcPr>
-            <w:tcW w:type="dxa" w:w="850"/>
-          </w:tcPr>
-          <w:p>
-            <w:pPr>
-              <w:spacing w:after="0"/>
-            </w:pPr>
-            <w:r>
-              <w:rPr>
-                <w:sz w:val="14"/>
-              </w:rPr>
-              <w:t>350</w:t>
-            </w:r>
-          </w:p>
-        </w:tc>
-        <w:tc>
-          <w:tcPr>
-            <w:tcW w:type="dxa" w:w="850"/>
-          </w:tcPr>
-          <w:p>
-            <w:pPr>
-              <w:spacing w:after="0"/>
-            </w:pPr>
-            <w:r>
-              <w:rPr>
-                <w:sz w:val="14"/>
-              </w:rPr>
-              <w:t>0</w:t>
-            </w:r>
-          </w:p>
-        </w:tc>
-        <w:tc>
-          <w:tcPr>
-            <w:tcW w:type="dxa" w:w="1134"/>
-          </w:tcPr>
-          <w:p>
-            <w:pPr>
-              <w:spacing w:after="0"/>
-            </w:pPr>
-            <w:r>
-              <w:rPr>
-                <w:sz w:val="14"/>
-              </w:rPr>
-              <w:t>14.703</w:t>
-            </w:r>
-          </w:p>
-        </w:tc>
-        <w:tc>
-          <w:tcPr>
-            <w:tcW w:type="dxa" w:w="1247"/>
-          </w:tcPr>
-          <w:p>
-            <w:pPr>
-              <w:spacing w:after="0"/>
-            </w:pPr>
-            <w:r>
-              <w:rPr>
-                <w:sz w:val="14"/>
-              </w:rPr>
-              <w:t>-297</w:t>
-            </w:r>
-          </w:p>
-        </w:tc>
-        <w:tc>
-          <w:tcPr>
-            <w:tcW w:type="dxa" w:w="4309"/>
-          </w:tcPr>
-          <w:p>
-            <w:pPr>
-              <w:spacing w:after="0"/>
-            </w:pPr>
-            <w:r>
-              <w:rPr>
-                <w:sz w:val="14"/>
-              </w:rPr>
-              <w:t>south edge (setback fence)</w:t>
-            </w:r>
-          </w:p>
-        </w:tc>
-      </w:tr>
-      <w:tr>
-        <w:trPr>
-          <w:cantSplit w:val="true"/>
-        </w:trPr>
-        <w:tc>
-          <w:tcPr>
-            <w:tcW w:type="dxa" w:w="1020"/>
-          </w:tcPr>
-          <w:p>
-            <w:pPr>
-              <w:spacing w:after="0"/>
-            </w:pPr>
-            <w:r>
-              <w:rPr>
-                <w:sz w:val="14"/>
-              </w:rPr>
-              <w:t>SP-0172</w:t>
-            </w:r>
-          </w:p>
-        </w:tc>
-        <w:tc>
-          <w:tcPr>
-            <w:tcW w:type="dxa" w:w="850"/>
-          </w:tcPr>
-          <w:p>
-            <w:pPr>
-              <w:spacing w:after="0"/>
-            </w:pPr>
-            <w:r>
-              <w:rPr>
-                <w:sz w:val="14"/>
-              </w:rPr>
-              <w:t>350</w:t>
-            </w:r>
-          </w:p>
-        </w:tc>
-        <w:tc>
-          <w:tcPr>
-            <w:tcW w:type="dxa" w:w="850"/>
-          </w:tcPr>
-          <w:p>
-            <w:pPr>
-              <w:spacing w:after="0"/>
-            </w:pPr>
-            <w:r>
-              <w:rPr>
-                <w:sz w:val="14"/>
-              </w:rPr>
-              <w:t>50</w:t>
-            </w:r>
-          </w:p>
-        </w:tc>
-        <w:tc>
-          <w:tcPr>
-            <w:tcW w:type="dxa" w:w="1134"/>
-          </w:tcPr>
-          <w:p>
-            <w:pPr>
-              <w:spacing w:after="0"/>
-            </w:pPr>
-            <w:r>
-              <w:rPr>
-                <w:sz w:val="14"/>
-              </w:rPr>
-              <w:t>15.163</w:t>
-            </w:r>
-          </w:p>
-        </w:tc>
-        <w:tc>
-          <w:tcPr>
-            <w:tcW w:type="dxa" w:w="1247"/>
-          </w:tcPr>
-          <w:p>
-            <w:pPr>
-              <w:spacing w:after="0"/>
-            </w:pPr>
-            <w:r>
-              <w:rPr>
-                <w:sz w:val="14"/>
-              </w:rPr>
-              <w:t>+163</w:t>
-            </w:r>
-          </w:p>
-        </w:tc>
-        <w:tc>
-          <w:tcPr>
-            <w:tcW w:type="dxa" w:w="4309"/>
-          </w:tcPr>
-          <w:p>
-            <w:pPr>
-              <w:spacing w:after="0"/>
-            </w:pPr>
-            <w:r>
-              <w:rPr>
-                <w:sz w:val="14"/>
-              </w:rPr>
-              <w:t>old warehouse foundations</w:t>
-            </w:r>
-          </w:p>
-        </w:tc>
-      </w:tr>
-      <w:tr>
-        <w:trPr>
-          <w:cantSplit w:val="true"/>
-        </w:trPr>
-        <w:tc>
-          <w:tcPr>
-            <w:tcW w:type="dxa" w:w="1020"/>
-          </w:tcPr>
-          <w:p>
-            <w:pPr>
-              <w:spacing w:after="0"/>
-            </w:pPr>
-            <w:r>
-              <w:rPr>
-                <w:sz w:val="14"/>
-              </w:rPr>
-              <w:t>SP-0174</w:t>
-            </w:r>
-          </w:p>
-        </w:tc>
-        <w:tc>
-          <w:tcPr>
-            <w:tcW w:type="dxa" w:w="850"/>
-          </w:tcPr>
-          <w:p>
-            <w:pPr>
-              <w:spacing w:after="0"/>
-            </w:pPr>
-            <w:r>
-              <w:rPr>
-                <w:sz w:val="14"/>
-              </w:rPr>
-              <w:t>350</w:t>
-            </w:r>
-          </w:p>
-        </w:tc>
-        <w:tc>
-          <w:tcPr>
-            <w:tcW w:type="dxa" w:w="850"/>
-          </w:tcPr>
-          <w:p>
-            <w:pPr>
-              <w:spacing w:after="0"/>
-            </w:pPr>
-            <w:r>
-              <w:rPr>
-                <w:sz w:val="14"/>
-              </w:rPr>
-              <w:t>100</w:t>
-            </w:r>
-          </w:p>
-        </w:tc>
-        <w:tc>
-          <w:tcPr>
-            <w:tcW w:type="dxa" w:w="1134"/>
-          </w:tcPr>
-          <w:p>
-            <w:pPr>
-              <w:spacing w:after="0"/>
-            </w:pPr>
-            <w:r>
-              <w:rPr>
-                <w:sz w:val="14"/>
-              </w:rPr>
-              <w:t>14.895</w:t>
-            </w:r>
-          </w:p>
-        </w:tc>
-        <w:tc>
-          <w:tcPr>
-            <w:tcW w:type="dxa" w:w="1247"/>
-          </w:tcPr>
-          <w:p>
-            <w:pPr>
-              <w:spacing w:after="0"/>
-            </w:pPr>
-            <w:r>
-              <w:rPr>
-                <w:sz w:val="14"/>
-              </w:rPr>
-              <w:t>-105</w:t>
-            </w:r>
-          </w:p>
-        </w:tc>
-        <w:tc>
-          <w:tcPr>
-            <w:tcW w:type="dxa" w:w="4309"/>
-          </w:tcPr>
-          <w:p>
-            <w:pPr>
-              <w:spacing w:after="0"/>
-            </w:pPr>
-            <w:r>
-              <w:rPr>
-                <w:sz w:val="14"/>
-              </w:rPr>
-              <w:t>platform</w:t>
-            </w:r>
-          </w:p>
-        </w:tc>
-      </w:tr>
-      <w:tr>
-        <w:trPr>
-          <w:cantSplit w:val="true"/>
-        </w:trPr>
-        <w:tc>
-          <w:tcPr>
-            <w:tcW w:type="dxa" w:w="1020"/>
-          </w:tcPr>
-          <w:p>
-            <w:pPr>
-              <w:spacing w:after="0"/>
-            </w:pPr>
-            <w:r>
-              <w:rPr>
-                <w:sz w:val="14"/>
-              </w:rPr>
-              <w:t>SP-0183</w:t>
-            </w:r>
-          </w:p>
-        </w:tc>
-        <w:tc>
-          <w:tcPr>
-            <w:tcW w:type="dxa" w:w="850"/>
-          </w:tcPr>
-          <w:p>
-            <w:pPr>
-              <w:spacing w:after="0"/>
-            </w:pPr>
-            <w:r>
-              <w:rPr>
-                <w:sz w:val="14"/>
-              </w:rPr>
-              <w:t>375</w:t>
-            </w:r>
-          </w:p>
-        </w:tc>
-        <w:tc>
-          <w:tcPr>
-            <w:tcW w:type="dxa" w:w="850"/>
-          </w:tcPr>
-          <w:p>
-            <w:pPr>
-              <w:spacing w:after="0"/>
-            </w:pPr>
-            <w:r>
-              <w:rPr>
-                <w:sz w:val="14"/>
-              </w:rPr>
-              <w:t>0</w:t>
-            </w:r>
-          </w:p>
-        </w:tc>
-        <w:tc>
-          <w:tcPr>
-            <w:tcW w:type="dxa" w:w="1134"/>
-          </w:tcPr>
-          <w:p>
-            <w:pPr>
-              <w:spacing w:after="0"/>
-            </w:pPr>
-            <w:r>
-              <w:rPr>
-                <w:sz w:val="14"/>
-              </w:rPr>
-              <w:t>14.732</w:t>
-            </w:r>
-          </w:p>
-        </w:tc>
-        <w:tc>
-          <w:tcPr>
-            <w:tcW w:type="dxa" w:w="1247"/>
-          </w:tcPr>
-          <w:p>
-            <w:pPr>
-              <w:spacing w:after="0"/>
-            </w:pPr>
-            <w:r>
-              <w:rPr>
-                <w:sz w:val="14"/>
-              </w:rPr>
-              <w:t>-268</w:t>
-            </w:r>
-          </w:p>
-        </w:tc>
-        <w:tc>
-          <w:tcPr>
-            <w:tcW w:type="dxa" w:w="4309"/>
-          </w:tcPr>
-          <w:p>
-            <w:pPr>
-              <w:spacing w:after="0"/>
-            </w:pPr>
-            <w:r>
-              <w:rPr>
-                <w:sz w:val="14"/>
-              </w:rPr>
-              <w:t>south edge (setback fence)</w:t>
-            </w:r>
-          </w:p>
-        </w:tc>
-      </w:tr>
-      <w:tr>
-        <w:trPr>
-          <w:cantSplit w:val="true"/>
-        </w:trPr>
-        <w:tc>
-          <w:tcPr>
-            <w:tcW w:type="dxa" w:w="1020"/>
-          </w:tcPr>
-          <w:p>
-            <w:pPr>
-              <w:spacing w:after="0"/>
-            </w:pPr>
-            <w:r>
-              <w:rPr>
-                <w:sz w:val="14"/>
-              </w:rPr>
-              <w:t>SP-0185</w:t>
-            </w:r>
-          </w:p>
-        </w:tc>
-        <w:tc>
-          <w:tcPr>
-            <w:tcW w:type="dxa" w:w="850"/>
-          </w:tcPr>
-          <w:p>
-            <w:pPr>
-              <w:spacing w:after="0"/>
-            </w:pPr>
-            <w:r>
-              <w:rPr>
-                <w:sz w:val="14"/>
-              </w:rPr>
-              <w:t>375</w:t>
-            </w:r>
-          </w:p>
-        </w:tc>
-        <w:tc>
-          <w:tcPr>
-            <w:tcW w:type="dxa" w:w="850"/>
-          </w:tcPr>
-          <w:p>
-            <w:pPr>
-              <w:spacing w:after="0"/>
-            </w:pPr>
-            <w:r>
-              <w:rPr>
-                <w:sz w:val="14"/>
-              </w:rPr>
-              <w:t>50</w:t>
-            </w:r>
-          </w:p>
-        </w:tc>
-        <w:tc>
-          <w:tcPr>
-            <w:tcW w:type="dxa" w:w="1134"/>
-          </w:tcPr>
-          <w:p>
-            <w:pPr>
-              <w:spacing w:after="0"/>
-            </w:pPr>
-            <w:r>
-              <w:rPr>
-                <w:sz w:val="14"/>
-              </w:rPr>
-              <w:t>14.849</w:t>
-            </w:r>
-          </w:p>
-        </w:tc>
-        <w:tc>
-          <w:tcPr>
-            <w:tcW w:type="dxa" w:w="1247"/>
-          </w:tcPr>
-          <w:p>
-            <w:pPr>
-              <w:spacing w:after="0"/>
-            </w:pPr>
-            <w:r>
-              <w:rPr>
-                <w:sz w:val="14"/>
-              </w:rPr>
-              <w:t>-151</w:t>
-            </w:r>
-          </w:p>
-        </w:tc>
-        <w:tc>
-          <w:tcPr>
-            <w:tcW w:type="dxa" w:w="4309"/>
-          </w:tcPr>
-          <w:p>
-            <w:pPr>
-              <w:spacing w:after="0"/>
-            </w:pPr>
-            <w:r>
-              <w:rPr>
-                <w:sz w:val="14"/>
-              </w:rPr>
-              <w:t>platform</w:t>
-            </w:r>
-          </w:p>
-        </w:tc>
-      </w:tr>
-      <w:tr>
-        <w:trPr>
-          <w:cantSplit w:val="true"/>
-        </w:trPr>
-        <w:tc>
-          <w:tcPr>
-            <w:tcW w:type="dxa" w:w="1020"/>
-          </w:tcPr>
-          <w:p>
-            <w:pPr>
-              <w:spacing w:after="0"/>
-            </w:pPr>
-            <w:r>
-              <w:rPr>
-                <w:sz w:val="14"/>
-              </w:rPr>
-              <w:t>SP-0187</w:t>
-            </w:r>
-          </w:p>
-        </w:tc>
-        <w:tc>
-          <w:tcPr>
-            <w:tcW w:type="dxa" w:w="850"/>
-          </w:tcPr>
-          <w:p>
-            <w:pPr>
-              <w:spacing w:after="0"/>
-            </w:pPr>
-            <w:r>
-              <w:rPr>
-                <w:sz w:val="14"/>
-              </w:rPr>
-              <w:t>375</w:t>
-            </w:r>
-          </w:p>
-        </w:tc>
-        <w:tc>
-          <w:tcPr>
-            <w:tcW w:type="dxa" w:w="850"/>
-          </w:tcPr>
-          <w:p>
-            <w:pPr>
-              <w:spacing w:after="0"/>
-            </w:pPr>
-            <w:r>
-              <w:rPr>
-                <w:sz w:val="14"/>
-              </w:rPr>
-              <w:t>100</w:t>
-            </w:r>
-          </w:p>
-        </w:tc>
-        <w:tc>
-          <w:tcPr>
-            <w:tcW w:type="dxa" w:w="1134"/>
-          </w:tcPr>
-          <w:p>
-            <w:pPr>
-              <w:spacing w:after="0"/>
-            </w:pPr>
-            <w:r>
-              <w:rPr>
-                <w:sz w:val="14"/>
-              </w:rPr>
-              <w:t>14.892</w:t>
-            </w:r>
-          </w:p>
-        </w:tc>
-        <w:tc>
-          <w:tcPr>
-            <w:tcW w:type="dxa" w:w="1247"/>
-          </w:tcPr>
-          <w:p>
-            <w:pPr>
-              <w:spacing w:after="0"/>
-            </w:pPr>
-            <w:r>
-              <w:rPr>
-                <w:sz w:val="14"/>
-              </w:rPr>
-              <w:t>-108</w:t>
-            </w:r>
-          </w:p>
-        </w:tc>
-        <w:tc>
-          <w:tcPr>
-            <w:tcW w:type="dxa" w:w="4309"/>
-          </w:tcPr>
-          <w:p>
-            <w:pPr>
-              <w:spacing w:after="0"/>
-            </w:pPr>
-            <w:r>
-              <w:rPr>
-                <w:sz w:val="14"/>
-              </w:rPr>
-              <w:t>platform</w:t>
-            </w:r>
-          </w:p>
-        </w:tc>
-      </w:tr>
-      <w:tr>
-        <w:trPr>
-          <w:cantSplit w:val="true"/>
-        </w:trPr>
-        <w:tc>
-          <w:tcPr>
-            <w:tcW w:type="dxa" w:w="1020"/>
-          </w:tcPr>
-          <w:p>
-            <w:pPr>
-              <w:spacing w:after="0"/>
-            </w:pPr>
-            <w:r>
-              <w:rPr>
-                <w:sz w:val="14"/>
-              </w:rPr>
-              <w:t>SP-0188</w:t>
-            </w:r>
-          </w:p>
-        </w:tc>
-        <w:tc>
-          <w:tcPr>
-            <w:tcW w:type="dxa" w:w="850"/>
-          </w:tcPr>
-          <w:p>
-            <w:pPr>
-              <w:spacing w:after="0"/>
-            </w:pPr>
-            <w:r>
-              <w:rPr>
-                <w:sz w:val="14"/>
-              </w:rPr>
-              <w:t>375</w:t>
-            </w:r>
-          </w:p>
-        </w:tc>
-        <w:tc>
-          <w:tcPr>
-            <w:tcW w:type="dxa" w:w="850"/>
-          </w:tcPr>
-          <w:p>
-            <w:pPr>
-              <w:spacing w:after="0"/>
-            </w:pPr>
-            <w:r>
-              <w:rPr>
-                <w:sz w:val="14"/>
-              </w:rPr>
-              <w:t>125</w:t>
-            </w:r>
-          </w:p>
-        </w:tc>
-        <w:tc>
-          <w:tcPr>
-            <w:tcW w:type="dxa" w:w="1134"/>
-          </w:tcPr>
-          <w:p>
-            <w:pPr>
-              <w:spacing w:after="0"/>
-            </w:pPr>
-            <w:r>
-              <w:rPr>
-                <w:sz w:val="14"/>
-              </w:rPr>
-              <w:t>14.899</w:t>
-            </w:r>
-          </w:p>
-        </w:tc>
-        <w:tc>
-          <w:tcPr>
-            <w:tcW w:type="dxa" w:w="1247"/>
-          </w:tcPr>
-          <w:p>
-            <w:pPr>
-              <w:spacing w:after="0"/>
-            </w:pPr>
-            <w:r>
-              <w:rPr>
-                <w:sz w:val="14"/>
-              </w:rPr>
-              <w:t>-101</w:t>
-            </w:r>
-          </w:p>
-        </w:tc>
-        <w:tc>
-          <w:tcPr>
-            <w:tcW w:type="dxa" w:w="4309"/>
-          </w:tcPr>
-          <w:p>
-            <w:pPr>
-              <w:spacing w:after="0"/>
-            </w:pPr>
-            <w:r>
-              <w:rPr>
-                <w:sz w:val="14"/>
-              </w:rPr>
-              <w:t>platform</w:t>
-            </w:r>
-          </w:p>
-        </w:tc>
-      </w:tr>
-      <w:tr>
-        <w:trPr>
-          <w:cantSplit w:val="true"/>
-        </w:trPr>
-        <w:tc>
-          <w:tcPr>
-            <w:tcW w:type="dxa" w:w="1020"/>
-          </w:tcPr>
-          <w:p>
-            <w:pPr>
-              <w:spacing w:after="0"/>
-            </w:pPr>
-            <w:r>
-              <w:rPr>
-                <w:sz w:val="14"/>
-              </w:rPr>
-              <w:t>SP-0196</w:t>
-            </w:r>
-          </w:p>
-        </w:tc>
-        <w:tc>
-          <w:tcPr>
-            <w:tcW w:type="dxa" w:w="850"/>
-          </w:tcPr>
-          <w:p>
-            <w:pPr>
-              <w:spacing w:after="0"/>
-            </w:pPr>
-            <w:r>
-              <w:rPr>
-                <w:sz w:val="14"/>
-              </w:rPr>
-              <w:t>400</w:t>
-            </w:r>
-          </w:p>
-        </w:tc>
-        <w:tc>
-          <w:tcPr>
-            <w:tcW w:type="dxa" w:w="850"/>
-          </w:tcPr>
-          <w:p>
-            <w:pPr>
-              <w:spacing w:after="0"/>
-            </w:pPr>
-            <w:r>
-              <w:rPr>
-                <w:sz w:val="14"/>
-              </w:rPr>
-              <w:t>0</w:t>
-            </w:r>
-          </w:p>
-        </w:tc>
-        <w:tc>
-          <w:tcPr>
-            <w:tcW w:type="dxa" w:w="1134"/>
-          </w:tcPr>
-          <w:p>
-            <w:pPr>
-              <w:spacing w:after="0"/>
-            </w:pPr>
-            <w:r>
-              <w:rPr>
-                <w:sz w:val="14"/>
-              </w:rPr>
-              <w:t>14.775</w:t>
-            </w:r>
-          </w:p>
-        </w:tc>
-        <w:tc>
-          <w:tcPr>
-            <w:tcW w:type="dxa" w:w="1247"/>
-          </w:tcPr>
-          <w:p>
-            <w:pPr>
-              <w:spacing w:after="0"/>
-            </w:pPr>
-            <w:r>
-              <w:rPr>
-                <w:sz w:val="14"/>
-              </w:rPr>
-              <w:t>-225</w:t>
-            </w:r>
-          </w:p>
-        </w:tc>
-        <w:tc>
-          <w:tcPr>
-            <w:tcW w:type="dxa" w:w="4309"/>
-          </w:tcPr>
-          <w:p>
-            <w:pPr>
-              <w:spacing w:after="0"/>
-            </w:pPr>
-            <w:r>
-              <w:rPr>
-                <w:sz w:val="14"/>
-              </w:rPr>
-              <w:t>south edge (setback fence)</w:t>
-            </w:r>
-          </w:p>
-        </w:tc>
-      </w:tr>
-      <w:tr>
-        <w:trPr>
-          <w:cantSplit w:val="true"/>
-        </w:trPr>
-        <w:tc>
-          <w:tcPr>
-            <w:tcW w:type="dxa" w:w="1020"/>
-          </w:tcPr>
-          <w:p>
-            <w:pPr>
-              <w:spacing w:after="0"/>
-            </w:pPr>
-            <w:r>
-              <w:rPr>
-                <w:sz w:val="14"/>
-              </w:rPr>
-              <w:t>SP-0198</w:t>
-            </w:r>
-          </w:p>
-        </w:tc>
-        <w:tc>
-          <w:tcPr>
-            <w:tcW w:type="dxa" w:w="850"/>
-          </w:tcPr>
-          <w:p>
-            <w:pPr>
-              <w:spacing w:after="0"/>
-            </w:pPr>
-            <w:r>
-              <w:rPr>
-                <w:sz w:val="14"/>
-              </w:rPr>
-              <w:t>400</w:t>
-            </w:r>
-          </w:p>
-        </w:tc>
-        <w:tc>
-          <w:tcPr>
-            <w:tcW w:type="dxa" w:w="850"/>
-          </w:tcPr>
-          <w:p>
-            <w:pPr>
-              <w:spacing w:after="0"/>
-            </w:pPr>
-            <w:r>
-              <w:rPr>
-                <w:sz w:val="14"/>
-              </w:rPr>
-              <w:t>50</w:t>
-            </w:r>
-          </w:p>
-        </w:tc>
-        <w:tc>
-          <w:tcPr>
-            <w:tcW w:type="dxa" w:w="1134"/>
-          </w:tcPr>
-          <w:p>
-            <w:pPr>
-              <w:spacing w:after="0"/>
-            </w:pPr>
-            <w:r>
-              <w:rPr>
-                <w:sz w:val="14"/>
-              </w:rPr>
-              <w:t>14.879</w:t>
-            </w:r>
-          </w:p>
-        </w:tc>
-        <w:tc>
-          <w:tcPr>
-            <w:tcW w:type="dxa" w:w="1247"/>
-          </w:tcPr>
-          <w:p>
-            <w:pPr>
-              <w:spacing w:after="0"/>
-            </w:pPr>
-            <w:r>
-              <w:rPr>
-                <w:sz w:val="14"/>
-              </w:rPr>
-              <w:t>-121</w:t>
-            </w:r>
-          </w:p>
-        </w:tc>
-        <w:tc>
-          <w:tcPr>
-            <w:tcW w:type="dxa" w:w="4309"/>
-          </w:tcPr>
-          <w:p>
-            <w:pPr>
-              <w:spacing w:after="0"/>
-            </w:pPr>
-            <w:r>
-              <w:rPr>
-                <w:sz w:val="14"/>
-              </w:rPr>
-              <w:t>platform</w:t>
             </w:r>
           </w:p>
         </w:tc>
@@ -8465,7 +5536,7 @@
         <w:pStyle w:val="ListBullet"/>
       </w:pPr>
       <w:r>
-        <w:t>Owner's platform: mean -66 mm against +15.00 m, 51 of 208 points outside +-0.10 m, with a systematic fall towards the south and the old warehouse foundations above the platform. Final trimming to +15.00 m needs about 9,324 m3 of structural fill and 747 m3 of cut.</w:t>
+        <w:t>Owner's platform: mean -66 mm against +15.00 m, 22 of 208 points outside +-0.15 m, with a systematic fall towards the south and the old warehouse foundations above the platform. Final trimming to +15.00 m needs about 9,324 m3 of structural fill and 747 m3 of cut; fill below the tolerance band (-0.15 m): 1,035 m3.</w:t>
       </w:r>
     </w:p>
     <w:p>
@@ -8473,7 +5544,7 @@
         <w:pStyle w:val="ListBullet"/>
       </w:pPr>
       <w:r>
-        <w:t>TQ-039 (open): Owner platform levels below +15.00 m (survey ALP-SUR-TOP-001)</w:t>
+        <w:t>TQ-039 (closed): Owner platform levels below +15.00 m (survey ALP-SUR-TOP-001) - answer: (b) with a limit. The Owner's earthworks contract levelled the platform to +15.00 m +- 0.15 m; the survey shows the platform within that tolerance except the south edge strip (N 0-25 m, 17 points), the old warehouse foundations (2 points; demolition is Contractor scope anyway) and three isolated points 1-3 cm beyond the band. The Contractor sets finished floor and road levels on the as-surveyed platform with local trimming only; structural fill needed below +14.85 m is paid by the Owner at the unit rate of the Price Schedule against a joint survey.</w:t>
       </w:r>
     </w:p>
     <w:p>
@@ -8551,7 +5622,7 @@
       <w:rPr>
         <w:sz w:val="14"/>
       </w:rPr>
-      <w:t>engine site_survey v1.0.0 | data 8f849c5f034c8bc6 | generated 2026-09-28 - generated from the project database; do not edit</w:t>
+      <w:t>engine site_survey v1.1.0 | data c08330d3a8f25508 | generated 2026-09-29 - generated from the project database; do not edit</w:t>
     </w:r>
   </w:p>
 </w:ftr>

--- a/output/site_survey/ALP-EPC-00000-CV-RPT-0003.docx
+++ b/output/site_survey/ALP-EPC-00000-CV-RPT-0003.docx
@@ -5622,7 +5622,7 @@
       <w:rPr>
         <w:sz w:val="14"/>
       </w:rPr>
-      <w:t>engine site_survey v1.1.0 | data c08330d3a8f25508 | generated 2026-09-29 - generated from the project database; do not edit</w:t>
+      <w:t>engine site_survey v1.1.0 | data 299742afe8d9363d | generated 2026-09-29 - generated from the project database; do not edit</w:t>
     </w:r>
   </w:p>
 </w:ftr>
